--- a/templates/stepparent/step_petition_2c.docx
+++ b/templates/stepparent/step_petition_2c.docx
@@ -423,7 +423,47 @@
           <w:sz w:val="24"/>
           <w:szCs w:val="24"/>
         </w:rPr>
-        <w:t xml:space="preserve">Comes now {{ petitioner1_name }} and {{ petitioner2_name }} and respectfully allege and state as follows:</w:t>
+        <w:t xml:space="preserve">Comes now </w:t>
+      </w:r>
+      <w:r>
+        <w:rPr>
+          <w:rFonts w:ascii="Times New Roman" w:cs="Times New Roman" w:eastAsia="Times New Roman" w:hAnsi="Times New Roman"/>
+          <w:b/>
+          <w:bCs w:val="false"/>
+          <w:sz w:val="24"/>
+          <w:szCs w:val="24"/>
+        </w:rPr>
+        <w:t>{{ petitioner1_name }}</w:t>
+      </w:r>
+      <w:r>
+        <w:rPr>
+          <w:rFonts w:ascii="Times New Roman" w:cs="Times New Roman" w:eastAsia="Times New Roman" w:hAnsi="Times New Roman"/>
+          <w:b w:val="false"/>
+          <w:bCs w:val="false"/>
+          <w:sz w:val="24"/>
+          <w:szCs w:val="24"/>
+        </w:rPr>
+        <w:t xml:space="preserve"> and </w:t>
+      </w:r>
+      <w:r>
+        <w:rPr>
+          <w:rFonts w:ascii="Times New Roman" w:cs="Times New Roman" w:eastAsia="Times New Roman" w:hAnsi="Times New Roman"/>
+          <w:b/>
+          <w:bCs w:val="false"/>
+          <w:sz w:val="24"/>
+          <w:szCs w:val="24"/>
+        </w:rPr>
+        <w:t>{{ petitioner2_name }}</w:t>
+      </w:r>
+      <w:r>
+        <w:rPr>
+          <w:rFonts w:ascii="Times New Roman" w:cs="Times New Roman" w:eastAsia="Times New Roman" w:hAnsi="Times New Roman"/>
+          <w:b w:val="false"/>
+          <w:bCs w:val="false"/>
+          <w:sz w:val="24"/>
+          <w:szCs w:val="24"/>
+        </w:rPr>
+        <w:t xml:space="preserve"> and respectfully allege and state as follows:</w:t>
       </w:r>
     </w:p>
     <w:p>
@@ -491,7 +531,69 @@
           <w:sz w:val="24"/>
           <w:szCs w:val="24"/>
         </w:rPr>
-        <w:t xml:space="preserve">4.	That the Petitioner, {{ petitioner1_name }}, is a {{ petitioner1_race }} {{ petitioner1_gender }} who was born on the {{ petitioner1_birth_day }} day of {{ petitioner1_birth_month }}, {{ petitioner1_birth_year }}, in {{ petitioner1_birth_state }} and is now {{ petitioner1_age }} years of age. That the Petitioner, {{ petitioner2_name }}, is a {{ petitioner2_race }} {{ petitioner2_gender }} who was born on the {{ petitioner2_birth_day }} day of {{ petitioner2_birth_month }}, {{ petitioner2_birth_year }}, in {{ petitioner2_birth_state }} and is now {{ petitioner2_age }} years of age. That the Petitioner, {{ petitioner1_name }}, is the biological parent of the minor children.</w:t>
+        <w:t>4.</w:t>
+        <w:tab/>
+        <w:t xml:space="preserve">That the Petitioner, </w:t>
+      </w:r>
+      <w:r>
+        <w:rPr>
+          <w:rFonts w:ascii="Times New Roman" w:cs="Times New Roman" w:eastAsia="Times New Roman" w:hAnsi="Times New Roman"/>
+          <w:b/>
+          <w:bCs w:val="false"/>
+          <w:sz w:val="24"/>
+          <w:szCs w:val="24"/>
+        </w:rPr>
+        <w:t>{{ petitioner1_name }}</w:t>
+      </w:r>
+      <w:r>
+        <w:rPr>
+          <w:rFonts w:ascii="Times New Roman" w:cs="Times New Roman" w:eastAsia="Times New Roman" w:hAnsi="Times New Roman"/>
+          <w:b w:val="false"/>
+          <w:bCs w:val="false"/>
+          <w:sz w:val="24"/>
+          <w:szCs w:val="24"/>
+        </w:rPr>
+        <w:t xml:space="preserve">, is a {{ petitioner1_race }} {{ petitioner1_gender }} who was born on the {{ petitioner1_birth_day }} day of {{ petitioner1_birth_month }}, {{ petitioner1_birth_year }}, in {{ petitioner1_birth_state }} and is now {{ petitioner1_age }} years of age. That the Petitioner, </w:t>
+      </w:r>
+      <w:r>
+        <w:rPr>
+          <w:rFonts w:ascii="Times New Roman" w:cs="Times New Roman" w:eastAsia="Times New Roman" w:hAnsi="Times New Roman"/>
+          <w:b/>
+          <w:bCs w:val="false"/>
+          <w:sz w:val="24"/>
+          <w:szCs w:val="24"/>
+        </w:rPr>
+        <w:t>{{ petitioner2_name }}</w:t>
+      </w:r>
+      <w:r>
+        <w:rPr>
+          <w:rFonts w:ascii="Times New Roman" w:cs="Times New Roman" w:eastAsia="Times New Roman" w:hAnsi="Times New Roman"/>
+          <w:b w:val="false"/>
+          <w:bCs w:val="false"/>
+          <w:sz w:val="24"/>
+          <w:szCs w:val="24"/>
+        </w:rPr>
+        <w:t xml:space="preserve">, is a {{ petitioner2_race }} {{ petitioner2_gender }} who was born on the {{ petitioner2_birth_day }} day of {{ petitioner2_birth_month }}, {{ petitioner2_birth_year }}, in {{ petitioner2_birth_state }} and is now {{ petitioner2_age }} years of age. That the Petitioner, </w:t>
+      </w:r>
+      <w:r>
+        <w:rPr>
+          <w:rFonts w:ascii="Times New Roman" w:cs="Times New Roman" w:eastAsia="Times New Roman" w:hAnsi="Times New Roman"/>
+          <w:b/>
+          <w:bCs w:val="false"/>
+          <w:sz w:val="24"/>
+          <w:szCs w:val="24"/>
+        </w:rPr>
+        <w:t>{{ petitioner1_name }}</w:t>
+      </w:r>
+      <w:r>
+        <w:rPr>
+          <w:rFonts w:ascii="Times New Roman" w:cs="Times New Roman" w:eastAsia="Times New Roman" w:hAnsi="Times New Roman"/>
+          <w:b w:val="false"/>
+          <w:bCs w:val="false"/>
+          <w:sz w:val="24"/>
+          <w:szCs w:val="24"/>
+        </w:rPr>
+        <w:t>, is the biological parent of the minor children.</w:t>
       </w:r>
     </w:p>
     <w:p>
@@ -508,7 +610,29 @@
           <w:sz w:val="24"/>
           <w:szCs w:val="24"/>
         </w:rPr>
-        <w:t xml:space="preserve">5.	That your Petitioner, {{ petitioner2_name }}, desires to adopt {{ child1_name }} and {{ child2_name }} and desires to change their names as follows:{% if name_change %} from {{ child1_name }} to the name of {{ child1_new_name }}{% endif %}{% if name_change_child2 %} and from {{ child2_name }} to the name of {{ child2_new_name }}{% endif %}{% if not name_change and not name_change_child2 %} the Petitioner does not desire a name change for either child{% endif %}.</w:t>
+        <w:t>5.</w:t>
+        <w:tab/>
+        <w:t xml:space="preserve">That your Petitioner, </w:t>
+      </w:r>
+      <w:r>
+        <w:rPr>
+          <w:rFonts w:ascii="Times New Roman" w:cs="Times New Roman" w:eastAsia="Times New Roman" w:hAnsi="Times New Roman"/>
+          <w:b/>
+          <w:bCs w:val="false"/>
+          <w:sz w:val="24"/>
+          <w:szCs w:val="24"/>
+        </w:rPr>
+        <w:t>{{ petitioner2_name }}</w:t>
+      </w:r>
+      <w:r>
+        <w:rPr>
+          <w:rFonts w:ascii="Times New Roman" w:cs="Times New Roman" w:eastAsia="Times New Roman" w:hAnsi="Times New Roman"/>
+          <w:b w:val="false"/>
+          <w:bCs w:val="false"/>
+          <w:sz w:val="24"/>
+          <w:szCs w:val="24"/>
+        </w:rPr>
+        <w:t>, desires to adopt {{ child1_name }} and {{ child2_name }} and desires to change their names as follows:{% if name_change %} from {{ child1_name }} to the name of {{ child1_new_name }}{% endif %}{% if name_change_child2 %} and from {{ child2_name }} to the name of {{ child2_new_name }}{% endif %}{% if not name_change and not name_change_child2 %} the Petitioner does not desire a name change for either child{% endif %}.</w:t>
       </w:r>
     </w:p>
     <w:p>
@@ -542,7 +666,49 @@
           <w:sz w:val="24"/>
           <w:szCs w:val="24"/>
         </w:rPr>
-        <w:t xml:space="preserve">7.	That your Petitioner, {{ petitioner2_name }}, desires to adopt said children as {{ petitioner2_name }}'s own lawful children and desires that the relationship of parent and child be fully established between said Petitioner and said children.</w:t>
+        <w:t>7.</w:t>
+        <w:tab/>
+        <w:t xml:space="preserve">That your Petitioner, </w:t>
+      </w:r>
+      <w:r>
+        <w:rPr>
+          <w:rFonts w:ascii="Times New Roman" w:cs="Times New Roman" w:eastAsia="Times New Roman" w:hAnsi="Times New Roman"/>
+          <w:b/>
+          <w:bCs w:val="false"/>
+          <w:sz w:val="24"/>
+          <w:szCs w:val="24"/>
+        </w:rPr>
+        <w:t>{{ petitioner2_name }}</w:t>
+      </w:r>
+      <w:r>
+        <w:rPr>
+          <w:rFonts w:ascii="Times New Roman" w:cs="Times New Roman" w:eastAsia="Times New Roman" w:hAnsi="Times New Roman"/>
+          <w:b w:val="false"/>
+          <w:bCs w:val="false"/>
+          <w:sz w:val="24"/>
+          <w:szCs w:val="24"/>
+        </w:rPr>
+        <w:t xml:space="preserve">, desires to adopt said children as </w:t>
+      </w:r>
+      <w:r>
+        <w:rPr>
+          <w:rFonts w:ascii="Times New Roman" w:cs="Times New Roman" w:eastAsia="Times New Roman" w:hAnsi="Times New Roman"/>
+          <w:b/>
+          <w:bCs w:val="false"/>
+          <w:sz w:val="24"/>
+          <w:szCs w:val="24"/>
+        </w:rPr>
+        <w:t>{{ petitioner2_name }}</w:t>
+      </w:r>
+      <w:r>
+        <w:rPr>
+          <w:rFonts w:ascii="Times New Roman" w:cs="Times New Roman" w:eastAsia="Times New Roman" w:hAnsi="Times New Roman"/>
+          <w:b w:val="false"/>
+          <w:bCs w:val="false"/>
+          <w:sz w:val="24"/>
+          <w:szCs w:val="24"/>
+        </w:rPr>
+        <w:t>'s own lawful children and desires that the relationship of parent and child be fully established between said Petitioner and said children.</w:t>
       </w:r>
     </w:p>
     <w:p>
@@ -559,7 +725,49 @@
           <w:sz w:val="24"/>
           <w:szCs w:val="24"/>
         </w:rPr>
-        <w:t xml:space="preserve">8.	That because the minor children are related by blood to Petitioner {{ petitioner1_name }} and are the step-children of Petitioner {{ petitioner2_name }}, and because it is in the best interest of said children after examination of the criminal background checks required by 10 O.S. 7505-5.1 or 7505-5.2, the Court should waive the entry of an interlocutory decree and the waiting period of six (6) months as specifically provided for in Title 10 O.S. Sec. 7505-6.3, and that a Final Decree of Adoption should be approved by this Court as soon as possible.</w:t>
+        <w:t>8.</w:t>
+        <w:tab/>
+        <w:t xml:space="preserve">That because the minor children are related by blood to Petitioner </w:t>
+      </w:r>
+      <w:r>
+        <w:rPr>
+          <w:rFonts w:ascii="Times New Roman" w:cs="Times New Roman" w:eastAsia="Times New Roman" w:hAnsi="Times New Roman"/>
+          <w:b/>
+          <w:bCs w:val="false"/>
+          <w:sz w:val="24"/>
+          <w:szCs w:val="24"/>
+        </w:rPr>
+        <w:t>{{ petitioner1_name }}</w:t>
+      </w:r>
+      <w:r>
+        <w:rPr>
+          <w:rFonts w:ascii="Times New Roman" w:cs="Times New Roman" w:eastAsia="Times New Roman" w:hAnsi="Times New Roman"/>
+          <w:b w:val="false"/>
+          <w:bCs w:val="false"/>
+          <w:sz w:val="24"/>
+          <w:szCs w:val="24"/>
+        </w:rPr>
+        <w:t xml:space="preserve"> and are the step-children of Petitioner </w:t>
+      </w:r>
+      <w:r>
+        <w:rPr>
+          <w:rFonts w:ascii="Times New Roman" w:cs="Times New Roman" w:eastAsia="Times New Roman" w:hAnsi="Times New Roman"/>
+          <w:b/>
+          <w:bCs w:val="false"/>
+          <w:sz w:val="24"/>
+          <w:szCs w:val="24"/>
+        </w:rPr>
+        <w:t>{{ petitioner2_name }}</w:t>
+      </w:r>
+      <w:r>
+        <w:rPr>
+          <w:rFonts w:ascii="Times New Roman" w:cs="Times New Roman" w:eastAsia="Times New Roman" w:hAnsi="Times New Roman"/>
+          <w:b w:val="false"/>
+          <w:bCs w:val="false"/>
+          <w:sz w:val="24"/>
+          <w:szCs w:val="24"/>
+        </w:rPr>
+        <w:t>, and because it is in the best interest of said children after examination of the criminal background checks required by 10 O.S. 7505-5.1 or 7505-5.2, the Court should waive the entry of an interlocutory decree and the waiting period of six (6) months as specifically provided for in Title 10 O.S. Sec. 7505-6.3, and that a Final Decree of Adoption should be approved by this Court as soon as possible.</w:t>
       </w:r>
     </w:p>
     <w:p>
@@ -576,7 +784,49 @@
           <w:sz w:val="24"/>
           <w:szCs w:val="24"/>
         </w:rPr>
-        <w:t xml:space="preserve">9.	That because it is in the best interest of the minor children and because the minor children to be adopted are related by blood to Petitioner {{ petitioner1_name }}, and because the Petitioners have been married for at least one (1) year with the minor children living in their home, pursuant to Title 10, Okl. St. Ann. Sec. 7505-5.2, the Court should waive the home study investigation; however, a fingerprint based criminal background check will be performed upon Petitioner {{ petitioner2_name }}.</w:t>
+        <w:t>9.</w:t>
+        <w:tab/>
+        <w:t xml:space="preserve">That because it is in the best interest of the minor children and because the minor children to be adopted are related by blood to Petitioner </w:t>
+      </w:r>
+      <w:r>
+        <w:rPr>
+          <w:rFonts w:ascii="Times New Roman" w:cs="Times New Roman" w:eastAsia="Times New Roman" w:hAnsi="Times New Roman"/>
+          <w:b/>
+          <w:bCs w:val="false"/>
+          <w:sz w:val="24"/>
+          <w:szCs w:val="24"/>
+        </w:rPr>
+        <w:t>{{ petitioner1_name }}</w:t>
+      </w:r>
+      <w:r>
+        <w:rPr>
+          <w:rFonts w:ascii="Times New Roman" w:cs="Times New Roman" w:eastAsia="Times New Roman" w:hAnsi="Times New Roman"/>
+          <w:b w:val="false"/>
+          <w:bCs w:val="false"/>
+          <w:sz w:val="24"/>
+          <w:szCs w:val="24"/>
+        </w:rPr>
+        <w:t xml:space="preserve">, and because the Petitioners have been married for at least one (1) year with the minor children living in their home, pursuant to Title 10, Okl. St. Ann. Sec. 7505-5.2, the Court should waive the home study investigation; however, a fingerprint based criminal background check will be performed upon Petitioner </w:t>
+      </w:r>
+      <w:r>
+        <w:rPr>
+          <w:rFonts w:ascii="Times New Roman" w:cs="Times New Roman" w:eastAsia="Times New Roman" w:hAnsi="Times New Roman"/>
+          <w:b/>
+          <w:bCs w:val="false"/>
+          <w:sz w:val="24"/>
+          <w:szCs w:val="24"/>
+        </w:rPr>
+        <w:t>{{ petitioner2_name }}</w:t>
+      </w:r>
+      <w:r>
+        <w:rPr>
+          <w:rFonts w:ascii="Times New Roman" w:cs="Times New Roman" w:eastAsia="Times New Roman" w:hAnsi="Times New Roman"/>
+          <w:b w:val="false"/>
+          <w:bCs w:val="false"/>
+          <w:sz w:val="24"/>
+          <w:szCs w:val="24"/>
+        </w:rPr>
+        <w:t>.</w:t>
       </w:r>
     </w:p>
     <w:p>
@@ -593,7 +843,69 @@
           <w:sz w:val="24"/>
           <w:szCs w:val="24"/>
         </w:rPr>
-        <w:t xml:space="preserve">10.	That Petitioner {{ petitioner2_name }}, in consideration of the Decree of this Honorable Court allowing the adoption of the above named children, and in consideration of the consent of {{ petitioner1_name }}, does hereby agree to support, maintain, and educate said children during their minority and does agree to treat said children in all respects as {{ petitioner2_name }}'s own lawful children should be treated.</w:t>
+        <w:t>10.</w:t>
+        <w:tab/>
+        <w:t xml:space="preserve">That Petitioner </w:t>
+      </w:r>
+      <w:r>
+        <w:rPr>
+          <w:rFonts w:ascii="Times New Roman" w:cs="Times New Roman" w:eastAsia="Times New Roman" w:hAnsi="Times New Roman"/>
+          <w:b/>
+          <w:bCs w:val="false"/>
+          <w:sz w:val="24"/>
+          <w:szCs w:val="24"/>
+        </w:rPr>
+        <w:t>{{ petitioner2_name }}</w:t>
+      </w:r>
+      <w:r>
+        <w:rPr>
+          <w:rFonts w:ascii="Times New Roman" w:cs="Times New Roman" w:eastAsia="Times New Roman" w:hAnsi="Times New Roman"/>
+          <w:b w:val="false"/>
+          <w:bCs w:val="false"/>
+          <w:sz w:val="24"/>
+          <w:szCs w:val="24"/>
+        </w:rPr>
+        <w:t xml:space="preserve">, in consideration of the Decree of this Honorable Court allowing the adoption of the above named children, and in consideration of the consent of </w:t>
+      </w:r>
+      <w:r>
+        <w:rPr>
+          <w:rFonts w:ascii="Times New Roman" w:cs="Times New Roman" w:eastAsia="Times New Roman" w:hAnsi="Times New Roman"/>
+          <w:b/>
+          <w:bCs w:val="false"/>
+          <w:sz w:val="24"/>
+          <w:szCs w:val="24"/>
+        </w:rPr>
+        <w:t>{{ petitioner1_name }}</w:t>
+      </w:r>
+      <w:r>
+        <w:rPr>
+          <w:rFonts w:ascii="Times New Roman" w:cs="Times New Roman" w:eastAsia="Times New Roman" w:hAnsi="Times New Roman"/>
+          <w:b w:val="false"/>
+          <w:bCs w:val="false"/>
+          <w:sz w:val="24"/>
+          <w:szCs w:val="24"/>
+        </w:rPr>
+        <w:t xml:space="preserve">, does hereby agree to support, maintain, and educate said children during their minority and does agree to treat said children in all respects as </w:t>
+      </w:r>
+      <w:r>
+        <w:rPr>
+          <w:rFonts w:ascii="Times New Roman" w:cs="Times New Roman" w:eastAsia="Times New Roman" w:hAnsi="Times New Roman"/>
+          <w:b/>
+          <w:bCs w:val="false"/>
+          <w:sz w:val="24"/>
+          <w:szCs w:val="24"/>
+        </w:rPr>
+        <w:t>{{ petitioner2_name }}</w:t>
+      </w:r>
+      <w:r>
+        <w:rPr>
+          <w:rFonts w:ascii="Times New Roman" w:cs="Times New Roman" w:eastAsia="Times New Roman" w:hAnsi="Times New Roman"/>
+          <w:b w:val="false"/>
+          <w:bCs w:val="false"/>
+          <w:sz w:val="24"/>
+          <w:szCs w:val="24"/>
+        </w:rPr>
+        <w:t>'s own lawful children should be treated.</w:t>
       </w:r>
     </w:p>
     <w:p>
@@ -610,7 +922,29 @@
           <w:sz w:val="24"/>
           <w:szCs w:val="24"/>
         </w:rPr>
-        <w:t xml:space="preserve">11.	That lawful written consent of {{ petitioner1_name }}, the natural parent of said children who is the sole legal custodial parent of said children, will be entered before this Court prior to the issuance of a final decree.</w:t>
+        <w:t>11.</w:t>
+        <w:tab/>
+        <w:t xml:space="preserve">That lawful written consent of </w:t>
+      </w:r>
+      <w:r>
+        <w:rPr>
+          <w:rFonts w:ascii="Times New Roman" w:cs="Times New Roman" w:eastAsia="Times New Roman" w:hAnsi="Times New Roman"/>
+          <w:b/>
+          <w:bCs w:val="false"/>
+          <w:sz w:val="24"/>
+          <w:szCs w:val="24"/>
+        </w:rPr>
+        <w:t>{{ petitioner1_name }}</w:t>
+      </w:r>
+      <w:r>
+        <w:rPr>
+          <w:rFonts w:ascii="Times New Roman" w:cs="Times New Roman" w:eastAsia="Times New Roman" w:hAnsi="Times New Roman"/>
+          <w:b w:val="false"/>
+          <w:bCs w:val="false"/>
+          <w:sz w:val="24"/>
+          <w:szCs w:val="24"/>
+        </w:rPr>
+        <w:t>, the natural parent of said children who is the sole legal custodial parent of said children, will be entered before this Court prior to the issuance of a final decree.</w:t>
       </w:r>
     </w:p>
     <w:p>
@@ -627,7 +961,9 @@
           <w:sz w:val="24"/>
           <w:szCs w:val="24"/>
         </w:rPr>
-        <w:t xml:space="preserve">12.	That said children are {% if child1_under_12 %}less than{% else %}more than{% endif %} 12 years of age and, therefore, their consent to this adoption is {% if child1_under_12 %}not {% endif %}required under the Oklahoma Uniform Adoption Act, Okla. Stat. Tit. 10 Sec. 60.11.</w:t>
+        <w:t>12.</w:t>
+        <w:tab/>
+        <w:t>That {% if child1_under_12 and child2_under_12 %}said children are both less than 12 years of age and, therefore, the children's consent to this Adoption is not required{% elif not child1_under_12 and not child2_under_12 %}said children are both more than 12 years of age and, therefore, the children's consent to this Adoption is required{% else %}{{ child1_name }} is {% if child1_under_12 %}less{% else %}more{% endif %} than 12 years of age and {{ child2_name }} is {% if child2_under_12 %}less{% else %}more{% endif %} than 12 years of age and, therefore, the consent to this Adoption of {% if not child1_under_12 %}{{ child1_name }}{% else %}{{ child2_name }}{% endif %} is required{% endif %} under the Oklahoma Uniform Adoption Act, Okla. Stat. Tit. 10 Sec. 7503-2.1.</w:t>
       </w:r>
     </w:p>
     <w:p>
@@ -797,7 +1133,27 @@
           <w:sz w:val="24"/>
           <w:szCs w:val="24"/>
         </w:rPr>
-        <w:t xml:space="preserve">WHEREFORE, premises considered, your Petitioners respectfully pray that the Court make and enter an order directing a criminal background investigation be performed as provided by the Uniform Adoption Act of the State of Oklahoma; that the Court enter an Order waiving the entry of an interlocutory decree and the waiting period of six (6) months and that this Court find that it is for the best interest of the minor children, {{ child1_name }} and {{ child2_name }}, that a final Decree of Adoption be granted; that a time and place for the final hearing be set; that thereupon the Court make, enter and order a final Decree of Adoption establishing the relationship of parent and child between said children and Petitioner {{ petitioner2_name }}; and that the Petitioners have such other relief as the Court may find appropriate.</w:t>
+        <w:t xml:space="preserve">WHEREFORE, premises considered, your Petitioners respectfully pray that the Court make and enter an order directing a criminal background investigation be performed as provided by the Uniform Adoption Act of the State of Oklahoma; that the Court enter an Order waiving the entry of an interlocutory decree and the waiting period of six (6) months and that this Court find that it is for the best interest of the minor children, {{ child1_name }} and {{ child2_name }}, that a final Decree of Adoption be granted; that a time and place for the final hearing be set; that thereupon the Court make, enter and order a final Decree of Adoption establishing the relationship of parent and child between said children and Petitioner </w:t>
+      </w:r>
+      <w:r>
+        <w:rPr>
+          <w:rFonts w:ascii="Times New Roman" w:cs="Times New Roman" w:eastAsia="Times New Roman" w:hAnsi="Times New Roman"/>
+          <w:b/>
+          <w:bCs w:val="false"/>
+          <w:sz w:val="24"/>
+          <w:szCs w:val="24"/>
+        </w:rPr>
+        <w:t>{{ petitioner2_name }}</w:t>
+      </w:r>
+      <w:r>
+        <w:rPr>
+          <w:rFonts w:ascii="Times New Roman" w:cs="Times New Roman" w:eastAsia="Times New Roman" w:hAnsi="Times New Roman"/>
+          <w:b w:val="false"/>
+          <w:bCs w:val="false"/>
+          <w:sz w:val="24"/>
+          <w:szCs w:val="24"/>
+        </w:rPr>
+        <w:t>; and that the Petitioners have such other relief as the Court may find appropriate.</w:t>
       </w:r>
     </w:p>
     <w:p>
@@ -1077,12 +1433,42 @@
       <w:r>
         <w:rPr>
           <w:rFonts w:ascii="Times New Roman" w:cs="Times New Roman" w:eastAsia="Times New Roman" w:hAnsi="Times New Roman"/>
-          <w:b w:val="false"/>
-          <w:bCs w:val="false"/>
-          <w:sz w:val="24"/>
-          <w:szCs w:val="24"/>
-        </w:rPr>
-        <w:t xml:space="preserve">{{ petitioner1_name }} and {{ petitioner2_name }}, of lawful age, being first duly sworn upon oath state: That they are the Petitioners above named, that they have read the foregoing Petition and know the contents thereof, and that the facts therein set forth are true.</w:t>
+          <w:b/>
+          <w:bCs w:val="false"/>
+          <w:sz w:val="24"/>
+          <w:szCs w:val="24"/>
+        </w:rPr>
+        <w:t>{{ petitioner1_name }}</w:t>
+      </w:r>
+      <w:r>
+        <w:rPr>
+          <w:rFonts w:ascii="Times New Roman" w:cs="Times New Roman" w:eastAsia="Times New Roman" w:hAnsi="Times New Roman"/>
+          <w:b w:val="false"/>
+          <w:bCs w:val="false"/>
+          <w:sz w:val="24"/>
+          <w:szCs w:val="24"/>
+        </w:rPr>
+        <w:t xml:space="preserve"> and </w:t>
+      </w:r>
+      <w:r>
+        <w:rPr>
+          <w:rFonts w:ascii="Times New Roman" w:cs="Times New Roman" w:eastAsia="Times New Roman" w:hAnsi="Times New Roman"/>
+          <w:b/>
+          <w:bCs w:val="false"/>
+          <w:sz w:val="24"/>
+          <w:szCs w:val="24"/>
+        </w:rPr>
+        <w:t>{{ petitioner2_name }}</w:t>
+      </w:r>
+      <w:r>
+        <w:rPr>
+          <w:rFonts w:ascii="Times New Roman" w:cs="Times New Roman" w:eastAsia="Times New Roman" w:hAnsi="Times New Roman"/>
+          <w:b w:val="false"/>
+          <w:bCs w:val="false"/>
+          <w:sz w:val="24"/>
+          <w:szCs w:val="24"/>
+        </w:rPr>
+        <w:t>, of lawful age, being first duly sworn upon oath state: That they are the Petitioners above named, that they have read the foregoing Petition and know the contents thereof, and that the facts therein set forth are true.</w:t>
       </w:r>
     </w:p>
     <w:p>
@@ -1101,15 +1487,44 @@
       </w:r>
     </w:p>
     <w:p>
-      <w:r>
-        <w:rPr>
-          <w:rFonts w:ascii="Times New Roman" w:cs="Times New Roman" w:eastAsia="Times New Roman" w:hAnsi="Times New Roman"/>
-          <w:b w:val="false"/>
-          <w:bCs w:val="false"/>
-          <w:sz w:val="24"/>
-          <w:szCs w:val="24"/>
-        </w:rPr>
-        <w:t xml:space="preserve">{{ petitioner1_name }}, Petitioner</w:t>
+      <w:pPr>
+        <w:spacing w:before="560"/>
+        <w:ind w:left="4320"/>
+      </w:pPr>
+      <w:r>
+        <w:rPr>
+          <w:rFonts w:ascii="Times New Roman" w:cs="Times New Roman" w:eastAsia="Times New Roman" w:hAnsi="Times New Roman"/>
+          <w:b w:val="0"/>
+          <w:bCs w:val="false"/>
+          <w:sz w:val="24"/>
+          <w:szCs w:val="24"/>
+        </w:rPr>
+        <w:t>__________________________________</w:t>
+      </w:r>
+    </w:p>
+    <w:p>
+      <w:pPr>
+        <w:ind w:left="4320"/>
+      </w:pPr>
+      <w:r>
+        <w:rPr>
+          <w:rFonts w:ascii="Times New Roman" w:cs="Times New Roman" w:eastAsia="Times New Roman" w:hAnsi="Times New Roman"/>
+          <w:b/>
+          <w:bCs w:val="false"/>
+          <w:sz w:val="24"/>
+          <w:szCs w:val="24"/>
+        </w:rPr>
+        <w:t>{{ petitioner1_name }}</w:t>
+      </w:r>
+      <w:r>
+        <w:rPr>
+          <w:rFonts w:ascii="Times New Roman" w:cs="Times New Roman" w:eastAsia="Times New Roman" w:hAnsi="Times New Roman"/>
+          <w:b w:val="false"/>
+          <w:bCs w:val="false"/>
+          <w:sz w:val="24"/>
+          <w:szCs w:val="24"/>
+        </w:rPr>
+        <w:t>, Petitioner</w:t>
       </w:r>
     </w:p>
     <w:p>
@@ -1128,15 +1543,44 @@
       </w:r>
     </w:p>
     <w:p>
-      <w:r>
-        <w:rPr>
-          <w:rFonts w:ascii="Times New Roman" w:cs="Times New Roman" w:eastAsia="Times New Roman" w:hAnsi="Times New Roman"/>
-          <w:b w:val="false"/>
-          <w:bCs w:val="false"/>
-          <w:sz w:val="24"/>
-          <w:szCs w:val="24"/>
-        </w:rPr>
-        <w:t xml:space="preserve">{{ petitioner2_name }}, Petitioner</w:t>
+      <w:pPr>
+        <w:spacing w:before="560"/>
+        <w:ind w:left="4320"/>
+      </w:pPr>
+      <w:r>
+        <w:rPr>
+          <w:rFonts w:ascii="Times New Roman" w:cs="Times New Roman" w:eastAsia="Times New Roman" w:hAnsi="Times New Roman"/>
+          <w:b w:val="0"/>
+          <w:bCs w:val="false"/>
+          <w:sz w:val="24"/>
+          <w:szCs w:val="24"/>
+        </w:rPr>
+        <w:t>__________________________________</w:t>
+      </w:r>
+    </w:p>
+    <w:p>
+      <w:pPr>
+        <w:ind w:left="4320"/>
+      </w:pPr>
+      <w:r>
+        <w:rPr>
+          <w:rFonts w:ascii="Times New Roman" w:cs="Times New Roman" w:eastAsia="Times New Roman" w:hAnsi="Times New Roman"/>
+          <w:b/>
+          <w:bCs w:val="false"/>
+          <w:sz w:val="24"/>
+          <w:szCs w:val="24"/>
+        </w:rPr>
+        <w:t>{{ petitioner2_name }}</w:t>
+      </w:r>
+      <w:r>
+        <w:rPr>
+          <w:rFonts w:ascii="Times New Roman" w:cs="Times New Roman" w:eastAsia="Times New Roman" w:hAnsi="Times New Roman"/>
+          <w:b w:val="false"/>
+          <w:bCs w:val="false"/>
+          <w:sz w:val="24"/>
+          <w:szCs w:val="24"/>
+        </w:rPr>
+        <w:t>, Petitioner</w:t>
       </w:r>
     </w:p>
     <w:p>
@@ -1182,6 +1626,25 @@
       </w:r>
     </w:p>
     <w:p>
+      <w:pPr>
+        <w:spacing w:before="560"/>
+        <w:ind w:left="4320"/>
+      </w:pPr>
+      <w:r>
+        <w:rPr>
+          <w:rFonts w:ascii="Times New Roman" w:cs="Times New Roman" w:eastAsia="Times New Roman" w:hAnsi="Times New Roman"/>
+          <w:b w:val="0"/>
+          <w:bCs w:val="false"/>
+          <w:sz w:val="24"/>
+          <w:szCs w:val="24"/>
+        </w:rPr>
+        <w:t>__________________________________</w:t>
+      </w:r>
+    </w:p>
+    <w:p>
+      <w:pPr>
+        <w:ind w:left="4320"/>
+      </w:pPr>
       <w:r>
         <w:rPr>
           <w:rFonts w:ascii="Times New Roman" w:cs="Times New Roman" w:eastAsia="Times New Roman" w:hAnsi="Times New Roman"/>

--- a/templates/stepparent/step_petition_2c.docx
+++ b/templates/stepparent/step_petition_2c.docx
@@ -66,155 +66,90 @@
     </w:p>
     <w:p>
       <w:pPr>
-        <w:spacing w:line="240" w:lineRule="exact"/>
-      </w:pPr>
-      <w:r>
-        <w:rPr>
-          <w:rFonts w:ascii="Times New Roman" w:cs="Times New Roman" w:eastAsia="Times New Roman" w:hAnsi="Times New Roman"/>
-          <w:b w:val="false"/>
-          <w:bCs w:val="false"/>
-          <w:sz w:val="24"/>
-          <w:szCs w:val="24"/>
-        </w:rPr>
-        <w:t xml:space="preserve">In the Matter of the Adoption of</w:t>
-      </w:r>
-      <w:r>
-        <w:rPr>
-          <w:rFonts w:ascii="Times New Roman" w:cs="Times New Roman" w:eastAsia="Times New Roman" w:hAnsi="Times New Roman"/>
-          <w:sz w:val="24"/>
-          <w:szCs w:val="24"/>
-        </w:rPr>
-        <w:t xml:space="preserve">	</w:t>
-      </w:r>
-      <w:r>
-        <w:rPr>
-          <w:rFonts w:ascii="Times New Roman" w:cs="Times New Roman" w:eastAsia="Times New Roman" w:hAnsi="Times New Roman"/>
-          <w:sz w:val="24"/>
-          <w:szCs w:val="24"/>
-        </w:rPr>
-        <w:t xml:space="preserve">	</w:t>
-      </w:r>
-      <w:r>
-        <w:rPr>
-          <w:rFonts w:ascii="Times New Roman" w:cs="Times New Roman" w:eastAsia="Times New Roman" w:hAnsi="Times New Roman"/>
-          <w:b w:val="false"/>
-          <w:bCs w:val="false"/>
-          <w:sz w:val="24"/>
-          <w:szCs w:val="24"/>
-        </w:rPr>
-        <w:t xml:space="preserve">)</w:t>
-      </w:r>
-    </w:p>
-    <w:p>
-      <w:pPr>
-        <w:spacing w:line="240" w:lineRule="exact"/>
-      </w:pPr>
-      <w:r>
-        <w:rPr>
-          <w:rFonts w:ascii="Times New Roman" w:cs="Times New Roman" w:eastAsia="Times New Roman" w:hAnsi="Times New Roman"/>
-          <w:sz w:val="24"/>
-          <w:szCs w:val="24"/>
-        </w:rPr>
-        <w:t xml:space="preserve">	</w:t>
-      </w:r>
-      <w:r>
-        <w:rPr>
-          <w:rFonts w:ascii="Times New Roman" w:cs="Times New Roman" w:eastAsia="Times New Roman" w:hAnsi="Times New Roman"/>
-          <w:sz w:val="24"/>
-          <w:szCs w:val="24"/>
-        </w:rPr>
-        <w:t xml:space="preserve">	</w:t>
-      </w:r>
-      <w:r>
-        <w:rPr>
-          <w:rFonts w:ascii="Times New Roman" w:cs="Times New Roman" w:eastAsia="Times New Roman" w:hAnsi="Times New Roman"/>
-          <w:sz w:val="24"/>
-          <w:szCs w:val="24"/>
-        </w:rPr>
-        <w:t xml:space="preserve">	</w:t>
-      </w:r>
-      <w:r>
-        <w:rPr>
-          <w:rFonts w:ascii="Times New Roman" w:cs="Times New Roman" w:eastAsia="Times New Roman" w:hAnsi="Times New Roman"/>
-          <w:sz w:val="24"/>
-          <w:szCs w:val="24"/>
-        </w:rPr>
-        <w:t xml:space="preserve">	</w:t>
-      </w:r>
-      <w:r>
-        <w:rPr>
-          <w:rFonts w:ascii="Times New Roman" w:cs="Times New Roman" w:eastAsia="Times New Roman" w:hAnsi="Times New Roman"/>
-          <w:sz w:val="24"/>
-          <w:szCs w:val="24"/>
-        </w:rPr>
-        <w:t xml:space="preserve">	</w:t>
-      </w:r>
-      <w:r>
-        <w:rPr>
-          <w:rFonts w:ascii="Times New Roman" w:cs="Times New Roman" w:eastAsia="Times New Roman" w:hAnsi="Times New Roman"/>
-          <w:sz w:val="24"/>
-          <w:szCs w:val="24"/>
-        </w:rPr>
-        <w:t xml:space="preserve">	</w:t>
-      </w:r>
-      <w:r>
-        <w:rPr>
-          <w:rFonts w:ascii="Times New Roman" w:cs="Times New Roman" w:eastAsia="Times New Roman" w:hAnsi="Times New Roman"/>
-          <w:sz w:val="24"/>
-          <w:szCs w:val="24"/>
-        </w:rPr>
-        <w:t xml:space="preserve">	</w:t>
-      </w:r>
-      <w:r>
-        <w:rPr>
-          <w:rFonts w:ascii="Times New Roman" w:cs="Times New Roman" w:eastAsia="Times New Roman" w:hAnsi="Times New Roman"/>
-          <w:sz w:val="24"/>
-          <w:szCs w:val="24"/>
-        </w:rPr>
-        <w:t xml:space="preserve">	</w:t>
-      </w:r>
-      <w:r>
-        <w:rPr>
-          <w:rFonts w:ascii="Times New Roman" w:cs="Times New Roman" w:eastAsia="Times New Roman" w:hAnsi="Times New Roman"/>
-          <w:b w:val="false"/>
-          <w:bCs w:val="false"/>
-          <w:sz w:val="24"/>
-          <w:szCs w:val="24"/>
-        </w:rPr>
-        <w:t xml:space="preserve">)</w:t>
-      </w:r>
-    </w:p>
-    <w:p>
-      <w:pPr>
-        <w:spacing w:line="240" w:lineRule="exact"/>
-      </w:pPr>
-      <w:r>
-        <w:rPr>
-          <w:rFonts w:ascii="Times New Roman" w:cs="Times New Roman" w:eastAsia="Times New Roman" w:hAnsi="Times New Roman"/>
-          <w:b w:val="false"/>
-          <w:bCs w:val="false"/>
-          <w:sz w:val="24"/>
-          <w:szCs w:val="24"/>
-        </w:rPr>
-        <w:t xml:space="preserve">{{ child1_name_upper }}, dob: {{ child1_dob }},</w:t>
-      </w:r>
-      <w:r>
-        <w:rPr>
-          <w:rFonts w:ascii="Times New Roman" w:cs="Times New Roman" w:eastAsia="Times New Roman" w:hAnsi="Times New Roman"/>
-          <w:sz w:val="24"/>
-          <w:szCs w:val="24"/>
-        </w:rPr>
-        <w:t xml:space="preserve">	</w:t>
-      </w:r>
-      <w:r>
-        <w:rPr>
-          <w:rFonts w:ascii="Times New Roman" w:cs="Times New Roman" w:eastAsia="Times New Roman" w:hAnsi="Times New Roman"/>
-          <w:b w:val="false"/>
-          <w:bCs w:val="false"/>
-          <w:sz w:val="24"/>
-          <w:szCs w:val="24"/>
-        </w:rPr>
-        <w:t xml:space="preserve">)</w:t>
+        <w:tabs>
+          <w:tab w:pos="1080" w:val="left"/>
+          <w:tab w:pos="6480" w:val="right"/>
+          <w:tab w:pos="6768" w:val="left"/>
+        </w:tabs>
+        <w:spacing w:line="240" w:lineRule="exact"/>
+      </w:pPr>
+      <w:r>
+        <w:rPr>
+          <w:rFonts w:ascii="Times New Roman" w:cs="Times New Roman" w:eastAsia="Times New Roman" w:hAnsi="Times New Roman"/>
+          <w:b w:val="false"/>
+          <w:bCs w:val="false"/>
+          <w:sz w:val="24"/>
+          <w:szCs w:val="24"/>
+        </w:rPr>
+        <w:t>In the Matter of the Adoption of</w:t>
+      </w:r>
+      <w:r>
+        <w:rPr>
+          <w:rFonts w:ascii="Times New Roman" w:cs="Times New Roman" w:eastAsia="Times New Roman" w:hAnsi="Times New Roman"/>
+          <w:b w:val="false"/>
+          <w:bCs w:val="false"/>
+          <w:sz w:val="24"/>
+          <w:szCs w:val="24"/>
+        </w:rPr>
+        <w:tab/>
+        <w:t>)</w:t>
+      </w:r>
+    </w:p>
+    <w:p>
+      <w:pPr>
+        <w:tabs>
+          <w:tab w:pos="1080" w:val="left"/>
+          <w:tab w:pos="6480" w:val="right"/>
+          <w:tab w:pos="6768" w:val="left"/>
+        </w:tabs>
+        <w:spacing w:line="240" w:lineRule="exact"/>
+      </w:pPr>
+      <w:r>
+        <w:rPr>
+          <w:rFonts w:ascii="Times New Roman" w:cs="Times New Roman" w:eastAsia="Times New Roman" w:hAnsi="Times New Roman"/>
+          <w:sz w:val="24"/>
+          <w:szCs w:val="24"/>
+        </w:rPr>
+      </w:r>
+      <w:r>
+        <w:rPr>
+          <w:rFonts w:ascii="Times New Roman" w:cs="Times New Roman" w:eastAsia="Times New Roman" w:hAnsi="Times New Roman"/>
+          <w:sz w:val="24"/>
+          <w:szCs w:val="24"/>
+        </w:rPr>
+        <w:tab/>
+        <w:t>)</w:t>
+      </w:r>
+    </w:p>
+    <w:p>
+      <w:pPr>
+        <w:tabs>
+          <w:tab w:pos="1080" w:val="left"/>
+          <w:tab w:pos="6480" w:val="right"/>
+          <w:tab w:pos="6768" w:val="left"/>
+        </w:tabs>
+        <w:spacing w:line="240" w:lineRule="exact"/>
+      </w:pPr>
+      <w:r>
+        <w:rPr>
+          <w:rFonts w:ascii="Times New Roman" w:cs="Times New Roman" w:eastAsia="Times New Roman" w:hAnsi="Times New Roman"/>
+          <w:b w:val="false"/>
+          <w:bCs w:val="false"/>
+          <w:sz w:val="24"/>
+          <w:szCs w:val="24"/>
+        </w:rPr>
+        <w:t>{{ child1_name_upper }}, dob: {{ child1_dob }},</w:t>
+      </w:r>
+      <w:r>
+        <w:rPr>
+          <w:rFonts w:ascii="Times New Roman" w:cs="Times New Roman" w:eastAsia="Times New Roman" w:hAnsi="Times New Roman"/>
+          <w:b w:val="false"/>
+          <w:bCs w:val="false"/>
+          <w:sz w:val="24"/>
+          <w:szCs w:val="24"/>
+        </w:rPr>
+        <w:tab/>
+        <w:t>)</w:t>
       </w:r>
     </w:p>
     <w:p>
@@ -234,132 +169,75 @@
     </w:p>
     <w:p>
       <w:pPr>
-        <w:spacing w:line="240" w:lineRule="exact"/>
-      </w:pPr>
-      <w:r>
-        <w:rPr>
-          <w:rFonts w:ascii="Times New Roman" w:cs="Times New Roman" w:eastAsia="Times New Roman" w:hAnsi="Times New Roman"/>
-          <w:b w:val="false"/>
-          <w:bCs w:val="false"/>
-          <w:sz w:val="24"/>
-          <w:szCs w:val="24"/>
-        </w:rPr>
-        <w:t xml:space="preserve">{{ child2_name_upper }}, dob: {{ child2_dob }}</w:t>
-      </w:r>
-      <w:r>
-        <w:rPr>
-          <w:rFonts w:ascii="Times New Roman" w:cs="Times New Roman" w:eastAsia="Times New Roman" w:hAnsi="Times New Roman"/>
-          <w:sz w:val="24"/>
-          <w:szCs w:val="24"/>
-        </w:rPr>
-        <w:t xml:space="preserve">	</w:t>
-      </w:r>
-      <w:r>
-        <w:rPr>
-          <w:rFonts w:ascii="Times New Roman" w:cs="Times New Roman" w:eastAsia="Times New Roman" w:hAnsi="Times New Roman"/>
-          <w:sz w:val="24"/>
-          <w:szCs w:val="24"/>
-        </w:rPr>
-        <w:t xml:space="preserve">	</w:t>
-      </w:r>
-      <w:r>
-        <w:rPr>
-          <w:rFonts w:ascii="Times New Roman" w:cs="Times New Roman" w:eastAsia="Times New Roman" w:hAnsi="Times New Roman"/>
-          <w:sz w:val="24"/>
-          <w:szCs w:val="24"/>
-        </w:rPr>
-        <w:t xml:space="preserve">	</w:t>
-      </w:r>
-      <w:r>
-        <w:rPr>
-          <w:rFonts w:ascii="Times New Roman" w:cs="Times New Roman" w:eastAsia="Times New Roman" w:hAnsi="Times New Roman"/>
-          <w:sz w:val="24"/>
-          <w:szCs w:val="24"/>
-        </w:rPr>
-        <w:t xml:space="preserve">	</w:t>
-      </w:r>
-      <w:r>
-        <w:rPr>
-          <w:rFonts w:ascii="Times New Roman" w:cs="Times New Roman" w:eastAsia="Times New Roman" w:hAnsi="Times New Roman"/>
-          <w:sz w:val="24"/>
-          <w:szCs w:val="24"/>
-        </w:rPr>
-        <w:t xml:space="preserve">	</w:t>
-      </w:r>
-      <w:r>
-        <w:rPr>
-          <w:rFonts w:ascii="Times New Roman" w:cs="Times New Roman" w:eastAsia="Times New Roman" w:hAnsi="Times New Roman"/>
-          <w:sz w:val="24"/>
-          <w:szCs w:val="24"/>
-        </w:rPr>
-        <w:t xml:space="preserve">	</w:t>
-      </w:r>
-      <w:r>
-        <w:rPr>
-          <w:rFonts w:ascii="Times New Roman" w:cs="Times New Roman" w:eastAsia="Times New Roman" w:hAnsi="Times New Roman"/>
-          <w:b w:val="false"/>
-          <w:bCs w:val="false"/>
-          <w:sz w:val="24"/>
-          <w:szCs w:val="24"/>
-        </w:rPr>
-        <w:t xml:space="preserve">) No. {{ case_number }}</w:t>
-      </w:r>
-    </w:p>
-    <w:p>
-      <w:pPr>
-        <w:spacing w:line="240" w:lineRule="exact"/>
-      </w:pPr>
-      <w:r>
-        <w:rPr>
-          <w:rFonts w:ascii="Times New Roman" w:cs="Times New Roman" w:eastAsia="Times New Roman" w:hAnsi="Times New Roman"/>
-          <w:b w:val="false"/>
-          <w:bCs w:val="false"/>
-          <w:sz w:val="24"/>
-          <w:szCs w:val="24"/>
-        </w:rPr>
-        <w:t xml:space="preserve">Minor Children.</w:t>
-      </w:r>
-      <w:r>
-        <w:rPr>
-          <w:rFonts w:ascii="Times New Roman" w:cs="Times New Roman" w:eastAsia="Times New Roman" w:hAnsi="Times New Roman"/>
-          <w:sz w:val="24"/>
-          <w:szCs w:val="24"/>
-        </w:rPr>
-        <w:t xml:space="preserve">	</w:t>
-      </w:r>
-      <w:r>
-        <w:rPr>
-          <w:rFonts w:ascii="Times New Roman" w:cs="Times New Roman" w:eastAsia="Times New Roman" w:hAnsi="Times New Roman"/>
-          <w:sz w:val="24"/>
-          <w:szCs w:val="24"/>
-        </w:rPr>
-        <w:t xml:space="preserve">	</w:t>
-      </w:r>
-      <w:r>
-        <w:rPr>
-          <w:rFonts w:ascii="Times New Roman" w:cs="Times New Roman" w:eastAsia="Times New Roman" w:hAnsi="Times New Roman"/>
-          <w:sz w:val="24"/>
-          <w:szCs w:val="24"/>
-        </w:rPr>
-        <w:t xml:space="preserve">	</w:t>
-      </w:r>
-      <w:r>
-        <w:rPr>
-          <w:rFonts w:ascii="Times New Roman" w:cs="Times New Roman" w:eastAsia="Times New Roman" w:hAnsi="Times New Roman"/>
-          <w:sz w:val="24"/>
-          <w:szCs w:val="24"/>
-        </w:rPr>
-        <w:t xml:space="preserve">	</w:t>
-      </w:r>
-      <w:r>
-        <w:rPr>
-          <w:rFonts w:ascii="Times New Roman" w:cs="Times New Roman" w:eastAsia="Times New Roman" w:hAnsi="Times New Roman"/>
-          <w:b w:val="false"/>
-          <w:bCs w:val="false"/>
-          <w:sz w:val="24"/>
-          <w:szCs w:val="24"/>
-        </w:rPr>
-        <w:t xml:space="preserve">)</w:t>
+        <w:tabs>
+          <w:tab w:pos="1080" w:val="left"/>
+          <w:tab w:pos="6480" w:val="right"/>
+          <w:tab w:pos="6768" w:val="left"/>
+        </w:tabs>
+        <w:spacing w:line="240" w:lineRule="exact"/>
+      </w:pPr>
+      <w:r>
+        <w:rPr>
+          <w:rFonts w:ascii="Times New Roman" w:cs="Times New Roman" w:eastAsia="Times New Roman" w:hAnsi="Times New Roman"/>
+          <w:b w:val="false"/>
+          <w:bCs w:val="false"/>
+          <w:sz w:val="24"/>
+          <w:szCs w:val="24"/>
+        </w:rPr>
+        <w:t>{{ child2_name_upper }}, dob: {{ child2_dob }}</w:t>
+      </w:r>
+      <w:r>
+        <w:rPr>
+          <w:rFonts w:ascii="Times New Roman" w:cs="Times New Roman" w:eastAsia="Times New Roman" w:hAnsi="Times New Roman"/>
+          <w:b w:val="false"/>
+          <w:bCs w:val="false"/>
+          <w:sz w:val="24"/>
+          <w:szCs w:val="24"/>
+        </w:rPr>
+        <w:tab/>
+        <w:t>)</w:t>
+      </w:r>
+      <w:r>
+        <w:rPr>
+          <w:rFonts w:ascii="Times New Roman" w:cs="Times New Roman" w:eastAsia="Times New Roman" w:hAnsi="Times New Roman"/>
+          <w:b w:val="false"/>
+          <w:bCs w:val="false"/>
+          <w:sz w:val="24"/>
+          <w:szCs w:val="24"/>
+        </w:rPr>
+        <w:tab/>
+        <w:t>No. {{ case_number }}</w:t>
+      </w:r>
+    </w:p>
+    <w:p>
+      <w:pPr>
+        <w:tabs>
+          <w:tab w:pos="1080" w:val="left"/>
+          <w:tab w:pos="6480" w:val="right"/>
+          <w:tab w:pos="6768" w:val="left"/>
+        </w:tabs>
+        <w:spacing w:line="240" w:lineRule="exact"/>
+      </w:pPr>
+      <w:r>
+        <w:rPr>
+          <w:rFonts w:ascii="Times New Roman" w:cs="Times New Roman" w:eastAsia="Times New Roman" w:hAnsi="Times New Roman"/>
+          <w:b w:val="false"/>
+          <w:bCs w:val="false"/>
+          <w:sz w:val="24"/>
+          <w:szCs w:val="24"/>
+        </w:rPr>
+        <w:t>Minor Children.</w:t>
+      </w:r>
+      <w:r>
+        <w:rPr>
+          <w:rFonts w:ascii="Times New Roman" w:cs="Times New Roman" w:eastAsia="Times New Roman" w:hAnsi="Times New Roman"/>
+          <w:b w:val="false"/>
+          <w:bCs w:val="false"/>
+          <w:sz w:val="24"/>
+          <w:szCs w:val="24"/>
+        </w:rPr>
+        <w:tab/>
+        <w:t>)</w:t>
       </w:r>
     </w:p>
     <w:p>
@@ -497,7 +375,9 @@
           <w:sz w:val="24"/>
           <w:szCs w:val="24"/>
         </w:rPr>
-        <w:t xml:space="preserve">2.	That your Petitioners are husband and wife, and were married on the {{ marriage_date }}, in {{ marriage_place }}, and that their present address is {{ petitioner1_address }}.</w:t>
+        <w:t>2.</w:t>
+        <w:tab/>
+        <w:t>That your Petitioners are husband and wife, and were married on the {{ marriage_date }}, in {{ marriage_place }}, and that their present address is {{ petitioner1_address }}. {% if kinship %} That the Petitioners are related to the minor children being the {{ kinship_relationship }}.{% endif %}</w:t>
       </w:r>
     </w:p>
     <w:p>

--- a/templates/stepparent/step_petition_2c.docx
+++ b/templates/stepparent/step_petition_2c.docx
@@ -347,7 +347,6 @@
     <w:p>
       <w:pPr>
         <w:spacing w:line="480" w:lineRule="auto"/>
-        <w:ind w:firstLine="1440"/>
         <w:jc w:val="both"/>
       </w:pPr>
       <w:r>
@@ -364,7 +363,6 @@
     <w:p>
       <w:pPr>
         <w:spacing w:line="480" w:lineRule="auto"/>
-        <w:ind w:firstLine="1440"/>
         <w:jc w:val="both"/>
       </w:pPr>
       <w:r>
@@ -383,7 +381,6 @@
     <w:p>
       <w:pPr>
         <w:spacing w:line="480" w:lineRule="auto"/>
-        <w:ind w:firstLine="1440"/>
         <w:jc w:val="both"/>
       </w:pPr>
       <w:r>
@@ -400,7 +397,6 @@
     <w:p>
       <w:pPr>
         <w:spacing w:line="480" w:lineRule="auto"/>
-        <w:ind w:firstLine="1440"/>
         <w:jc w:val="both"/>
       </w:pPr>
       <w:r>
@@ -479,7 +475,6 @@
     <w:p>
       <w:pPr>
         <w:spacing w:line="480" w:lineRule="auto"/>
-        <w:ind w:firstLine="1440"/>
         <w:jc w:val="both"/>
       </w:pPr>
       <w:r>
@@ -518,7 +513,6 @@
     <w:p>
       <w:pPr>
         <w:spacing w:line="480" w:lineRule="auto"/>
-        <w:ind w:firstLine="1440"/>
         <w:jc w:val="both"/>
       </w:pPr>
       <w:r>
@@ -535,7 +529,6 @@
     <w:p>
       <w:pPr>
         <w:spacing w:line="480" w:lineRule="auto"/>
-        <w:ind w:firstLine="1440"/>
         <w:jc w:val="both"/>
       </w:pPr>
       <w:r>
@@ -594,7 +587,6 @@
     <w:p>
       <w:pPr>
         <w:spacing w:line="480" w:lineRule="auto"/>
-        <w:ind w:firstLine="1440"/>
         <w:jc w:val="both"/>
       </w:pPr>
       <w:r>
@@ -653,7 +645,6 @@
     <w:p>
       <w:pPr>
         <w:spacing w:line="480" w:lineRule="auto"/>
-        <w:ind w:firstLine="1440"/>
         <w:jc w:val="both"/>
       </w:pPr>
       <w:r>
@@ -712,7 +703,6 @@
     <w:p>
       <w:pPr>
         <w:spacing w:line="480" w:lineRule="auto"/>
-        <w:ind w:firstLine="1440"/>
         <w:jc w:val="both"/>
       </w:pPr>
       <w:r>
@@ -791,7 +781,6 @@
     <w:p>
       <w:pPr>
         <w:spacing w:line="480" w:lineRule="auto"/>
-        <w:ind w:firstLine="1440"/>
         <w:jc w:val="both"/>
       </w:pPr>
       <w:r>
@@ -830,7 +819,6 @@
     <w:p>
       <w:pPr>
         <w:spacing w:line="480" w:lineRule="auto"/>
-        <w:ind w:firstLine="1440"/>
         <w:jc w:val="both"/>
       </w:pPr>
       <w:r>
@@ -849,7 +837,6 @@
     <w:p>
       <w:pPr>
         <w:spacing w:line="480" w:lineRule="auto"/>
-        <w:ind w:firstLine="1440"/>
         <w:jc w:val="both"/>
       </w:pPr>
       <w:r>
@@ -868,7 +855,6 @@
     <w:p>
       <w:pPr>
         <w:spacing w:line="480" w:lineRule="auto"/>
-        <w:ind w:firstLine="1440"/>
         <w:jc w:val="both"/>
       </w:pPr>
       <w:r>
@@ -936,7 +922,6 @@
     <w:p>
       <w:pPr>
         <w:spacing w:line="480" w:lineRule="auto"/>
-        <w:ind w:firstLine="1440"/>
         <w:jc w:val="both"/>
       </w:pPr>
       <w:r>
@@ -953,7 +938,6 @@
     <w:p>
       <w:pPr>
         <w:spacing w:line="480" w:lineRule="auto"/>
-        <w:ind w:firstLine="1440"/>
         <w:jc w:val="both"/>
       </w:pPr>
       <w:r>
@@ -970,7 +954,6 @@
     <w:p>
       <w:pPr>
         <w:spacing w:line="480" w:lineRule="auto"/>
-        <w:ind w:firstLine="1440"/>
         <w:jc w:val="both"/>
       </w:pPr>
       <w:r>

--- a/templates/stepparent/step_petition_2c.docx
+++ b/templates/stepparent/step_petition_2c.docx
@@ -64,182 +64,255 @@
         <w:t xml:space="preserve"/>
       </w:r>
     </w:p>
-    <w:p>
-      <w:pPr>
-        <w:tabs>
-          <w:tab w:pos="1080" w:val="left"/>
-          <w:tab w:pos="6480" w:val="right"/>
-          <w:tab w:pos="6768" w:val="left"/>
-        </w:tabs>
-        <w:spacing w:line="240" w:lineRule="exact"/>
-      </w:pPr>
-      <w:r>
-        <w:rPr>
-          <w:rFonts w:ascii="Times New Roman" w:cs="Times New Roman" w:eastAsia="Times New Roman" w:hAnsi="Times New Roman"/>
-          <w:b w:val="false"/>
-          <w:bCs w:val="false"/>
-          <w:sz w:val="24"/>
-          <w:szCs w:val="24"/>
-        </w:rPr>
-        <w:t>In the Matter of the Adoption of</w:t>
-      </w:r>
-      <w:r>
-        <w:rPr>
-          <w:rFonts w:ascii="Times New Roman" w:cs="Times New Roman" w:eastAsia="Times New Roman" w:hAnsi="Times New Roman"/>
-          <w:b w:val="false"/>
-          <w:bCs w:val="false"/>
-          <w:sz w:val="24"/>
-          <w:szCs w:val="24"/>
-        </w:rPr>
-        <w:tab/>
-        <w:t>)</w:t>
-      </w:r>
-    </w:p>
-    <w:p>
-      <w:pPr>
-        <w:tabs>
-          <w:tab w:pos="1080" w:val="left"/>
-          <w:tab w:pos="6480" w:val="right"/>
-          <w:tab w:pos="6768" w:val="left"/>
-        </w:tabs>
-        <w:spacing w:line="240" w:lineRule="exact"/>
-      </w:pPr>
-      <w:r>
-        <w:rPr>
-          <w:rFonts w:ascii="Times New Roman" w:cs="Times New Roman" w:eastAsia="Times New Roman" w:hAnsi="Times New Roman"/>
-          <w:sz w:val="24"/>
-          <w:szCs w:val="24"/>
-        </w:rPr>
-      </w:r>
-      <w:r>
-        <w:rPr>
-          <w:rFonts w:ascii="Times New Roman" w:cs="Times New Roman" w:eastAsia="Times New Roman" w:hAnsi="Times New Roman"/>
-          <w:sz w:val="24"/>
-          <w:szCs w:val="24"/>
-        </w:rPr>
-        <w:tab/>
-        <w:t>)</w:t>
-      </w:r>
-    </w:p>
-    <w:p>
-      <w:pPr>
-        <w:tabs>
-          <w:tab w:pos="1080" w:val="left"/>
-          <w:tab w:pos="6480" w:val="right"/>
-          <w:tab w:pos="6768" w:val="left"/>
-        </w:tabs>
-        <w:spacing w:line="240" w:lineRule="exact"/>
-      </w:pPr>
-      <w:r>
-        <w:rPr>
-          <w:rFonts w:ascii="Times New Roman" w:cs="Times New Roman" w:eastAsia="Times New Roman" w:hAnsi="Times New Roman"/>
-          <w:b w:val="false"/>
-          <w:bCs w:val="false"/>
-          <w:sz w:val="24"/>
-          <w:szCs w:val="24"/>
-        </w:rPr>
-        <w:t>{{ child1_name_upper }}, dob: {{ child1_dob }},</w:t>
-      </w:r>
-      <w:r>
-        <w:rPr>
-          <w:rFonts w:ascii="Times New Roman" w:cs="Times New Roman" w:eastAsia="Times New Roman" w:hAnsi="Times New Roman"/>
-          <w:b w:val="false"/>
-          <w:bCs w:val="false"/>
-          <w:sz w:val="24"/>
-          <w:szCs w:val="24"/>
-        </w:rPr>
-        <w:tab/>
-        <w:t>)</w:t>
-      </w:r>
-    </w:p>
-    <w:p>
-      <w:pPr>
-        <w:spacing w:line="240" w:lineRule="exact"/>
-      </w:pPr>
-      <w:r>
-        <w:rPr>
-          <w:rFonts w:ascii="Times New Roman" w:cs="Times New Roman" w:eastAsia="Times New Roman" w:hAnsi="Times New Roman"/>
-          <w:b w:val="false"/>
-          <w:bCs w:val="false"/>
-          <w:sz w:val="24"/>
-          <w:szCs w:val="24"/>
-        </w:rPr>
-        <w:t xml:space="preserve">And</w:t>
-      </w:r>
-    </w:p>
-    <w:p>
-      <w:pPr>
-        <w:tabs>
-          <w:tab w:pos="1080" w:val="left"/>
-          <w:tab w:pos="6480" w:val="right"/>
-          <w:tab w:pos="6768" w:val="left"/>
-        </w:tabs>
-        <w:spacing w:line="240" w:lineRule="exact"/>
-      </w:pPr>
-      <w:r>
-        <w:rPr>
-          <w:rFonts w:ascii="Times New Roman" w:cs="Times New Roman" w:eastAsia="Times New Roman" w:hAnsi="Times New Roman"/>
-          <w:b w:val="false"/>
-          <w:bCs w:val="false"/>
-          <w:sz w:val="24"/>
-          <w:szCs w:val="24"/>
-        </w:rPr>
-        <w:t>{{ child2_name_upper }}, dob: {{ child2_dob }}</w:t>
-      </w:r>
-      <w:r>
-        <w:rPr>
-          <w:rFonts w:ascii="Times New Roman" w:cs="Times New Roman" w:eastAsia="Times New Roman" w:hAnsi="Times New Roman"/>
-          <w:b w:val="false"/>
-          <w:bCs w:val="false"/>
-          <w:sz w:val="24"/>
-          <w:szCs w:val="24"/>
-        </w:rPr>
-        <w:tab/>
-        <w:t>)</w:t>
-      </w:r>
-      <w:r>
-        <w:rPr>
-          <w:rFonts w:ascii="Times New Roman" w:cs="Times New Roman" w:eastAsia="Times New Roman" w:hAnsi="Times New Roman"/>
-          <w:b w:val="false"/>
-          <w:bCs w:val="false"/>
-          <w:sz w:val="24"/>
-          <w:szCs w:val="24"/>
-        </w:rPr>
-        <w:tab/>
-        <w:t>No. {{ case_number }}</w:t>
-      </w:r>
-    </w:p>
-    <w:p>
-      <w:pPr>
-        <w:tabs>
-          <w:tab w:pos="1080" w:val="left"/>
-          <w:tab w:pos="6480" w:val="right"/>
-          <w:tab w:pos="6768" w:val="left"/>
-        </w:tabs>
-        <w:spacing w:line="240" w:lineRule="exact"/>
-      </w:pPr>
-      <w:r>
-        <w:rPr>
-          <w:rFonts w:ascii="Times New Roman" w:cs="Times New Roman" w:eastAsia="Times New Roman" w:hAnsi="Times New Roman"/>
-          <w:b w:val="false"/>
-          <w:bCs w:val="false"/>
-          <w:sz w:val="24"/>
-          <w:szCs w:val="24"/>
-        </w:rPr>
-        <w:t>Minor Children.</w:t>
-      </w:r>
-      <w:r>
-        <w:rPr>
-          <w:rFonts w:ascii="Times New Roman" w:cs="Times New Roman" w:eastAsia="Times New Roman" w:hAnsi="Times New Roman"/>
-          <w:b w:val="false"/>
-          <w:bCs w:val="false"/>
-          <w:sz w:val="24"/>
-          <w:szCs w:val="24"/>
-        </w:rPr>
-        <w:tab/>
-        <w:t>)</w:t>
-      </w:r>
-    </w:p>
+    <w:tbl>
+      <w:tblPr>
+        <w:tblW w:w="9360" w:type="dxa"/>
+        <w:tblBorders>
+          <w:top w:val="none" w:sz="0" w:space="0" w:color="auto"/>
+          <w:left w:val="none" w:sz="0" w:space="0" w:color="auto"/>
+          <w:bottom w:val="none" w:sz="0" w:space="0" w:color="auto"/>
+          <w:right w:val="none" w:sz="0" w:space="0" w:color="auto"/>
+          <w:insideH w:val="none" w:sz="0" w:space="0" w:color="auto"/>
+          <w:insideV w:val="none" w:sz="0" w:space="0" w:color="auto"/>
+        </w:tblBorders>
+        <w:tblLayout w:type="fixed"/>
+        <w:tblCellMar>
+          <w:top w:w="0" w:type="dxa"/>
+          <w:left w:w="0" w:type="dxa"/>
+          <w:bottom w:w="0" w:type="dxa"/>
+          <w:right w:w="0" w:type="dxa"/>
+        </w:tblCellMar>
+        <w:tblLook w:val="0000" w:firstRow="0" w:lastRow="0" w:firstColumn="0" w:lastColumn="0" w:noHBand="0" w:noVBand="0"/>
+      </w:tblPr>
+      <w:tblGrid>
+        <w:gridCol w:w="6192"/>
+        <w:gridCol w:w="288"/>
+        <w:gridCol w:w="2880"/>
+      </w:tblGrid>
+      <w:tr>
+        <w:tc>
+          <w:tcPr>
+            <w:tcW w:w="6192" w:type="dxa"/>
+          </w:tcPr>
+          <w:p>
+            <w:pPr>
+              <w:spacing w:after="0" w:line="240" w:lineRule="auto"/>
+            </w:pPr>
+            <w:r>
+              <w:rPr>
+                <w:rFonts w:ascii="Times New Roman" w:cs="Times New Roman" w:eastAsia="Times New Roman" w:hAnsi="Times New Roman"/>
+                <w:b w:val="false"/>
+                <w:bCs w:val="false"/>
+                <w:sz w:val="24"/>
+                <w:szCs w:val="24"/>
+              </w:rPr>
+              <w:t xml:space="preserve">In the Matter of the Adoption of</w:t>
+            </w:r>
+          </w:p>
+          <w:p>
+            <w:pPr>
+              <w:spacing w:after="0" w:line="240" w:lineRule="auto"/>
+            </w:pPr>
+          </w:p>
+          <w:p>
+            <w:pPr>
+              <w:spacing w:after="0" w:line="240" w:lineRule="auto"/>
+            </w:pPr>
+            <w:r>
+              <w:rPr>
+                <w:rFonts w:ascii="Times New Roman" w:cs="Times New Roman" w:eastAsia="Times New Roman" w:hAnsi="Times New Roman"/>
+                <w:b w:val="false"/>
+                <w:bCs w:val="false"/>
+                <w:sz w:val="24"/>
+                <w:szCs w:val="24"/>
+              </w:rPr>
+              <w:t xml:space="preserve">{{ child1_name_upper }}, dob: {{ child1_dob }},</w:t>
+            </w:r>
+          </w:p>
+          <w:p>
+            <w:pPr>
+              <w:spacing w:after="0" w:line="240" w:lineRule="auto"/>
+            </w:pPr>
+            <w:r>
+              <w:rPr>
+                <w:rFonts w:ascii="Times New Roman" w:cs="Times New Roman" w:eastAsia="Times New Roman" w:hAnsi="Times New Roman"/>
+                <w:b w:val="false"/>
+                <w:bCs w:val="false"/>
+                <w:sz w:val="24"/>
+                <w:szCs w:val="24"/>
+              </w:rPr>
+              <w:t xml:space="preserve">And</w:t>
+            </w:r>
+          </w:p>
+          <w:p>
+            <w:pPr>
+              <w:spacing w:after="0" w:line="240" w:lineRule="auto"/>
+            </w:pPr>
+            <w:r>
+              <w:rPr>
+                <w:rFonts w:ascii="Times New Roman" w:cs="Times New Roman" w:eastAsia="Times New Roman" w:hAnsi="Times New Roman"/>
+                <w:b w:val="false"/>
+                <w:bCs w:val="false"/>
+                <w:sz w:val="24"/>
+                <w:szCs w:val="24"/>
+              </w:rPr>
+              <w:t xml:space="preserve">{{ child2_name_upper }}, dob: {{ child2_dob }}</w:t>
+            </w:r>
+          </w:p>
+          <w:p>
+            <w:pPr>
+              <w:spacing w:after="0" w:line="240" w:lineRule="auto"/>
+              <w:ind w:firstLine="720"/>
+            </w:pPr>
+            <w:r>
+              <w:rPr>
+                <w:rFonts w:ascii="Times New Roman" w:cs="Times New Roman" w:eastAsia="Times New Roman" w:hAnsi="Times New Roman"/>
+                <w:b w:val="false"/>
+                <w:bCs w:val="false"/>
+                <w:sz w:val="24"/>
+                <w:szCs w:val="24"/>
+              </w:rPr>
+              <w:t xml:space="preserve">Minor Children.</w:t>
+            </w:r>
+          </w:p>
+        </w:tc>
+        <w:tc>
+          <w:tcPr>
+            <w:tcW w:w="288" w:type="dxa"/>
+          </w:tcPr>
+          <w:p>
+            <w:pPr>
+              <w:spacing w:after="0" w:line="240" w:lineRule="auto"/>
+            </w:pPr>
+            <w:r>
+              <w:rPr>
+                <w:rFonts w:ascii="Times New Roman" w:cs="Times New Roman" w:eastAsia="Times New Roman" w:hAnsi="Times New Roman"/>
+                <w:b w:val="false"/>
+                <w:bCs w:val="false"/>
+                <w:sz w:val="24"/>
+                <w:szCs w:val="24"/>
+              </w:rPr>
+              <w:t xml:space="preserve">)</w:t>
+            </w:r>
+          </w:p>
+          <w:p>
+            <w:pPr>
+              <w:spacing w:after="0" w:line="240" w:lineRule="auto"/>
+            </w:pPr>
+            <w:r>
+              <w:rPr>
+                <w:rFonts w:ascii="Times New Roman" w:cs="Times New Roman" w:eastAsia="Times New Roman" w:hAnsi="Times New Roman"/>
+                <w:b w:val="false"/>
+                <w:bCs w:val="false"/>
+                <w:sz w:val="24"/>
+                <w:szCs w:val="24"/>
+              </w:rPr>
+              <w:t xml:space="preserve">)</w:t>
+            </w:r>
+          </w:p>
+          <w:p>
+            <w:pPr>
+              <w:spacing w:after="0" w:line="240" w:lineRule="auto"/>
+            </w:pPr>
+            <w:r>
+              <w:rPr>
+                <w:rFonts w:ascii="Times New Roman" w:cs="Times New Roman" w:eastAsia="Times New Roman" w:hAnsi="Times New Roman"/>
+                <w:b w:val="false"/>
+                <w:bCs w:val="false"/>
+                <w:sz w:val="24"/>
+                <w:szCs w:val="24"/>
+              </w:rPr>
+              <w:t xml:space="preserve">)</w:t>
+            </w:r>
+          </w:p>
+          <w:p>
+            <w:pPr>
+              <w:spacing w:after="0" w:line="240" w:lineRule="auto"/>
+            </w:pPr>
+            <w:r>
+              <w:rPr>
+                <w:rFonts w:ascii="Times New Roman" w:cs="Times New Roman" w:eastAsia="Times New Roman" w:hAnsi="Times New Roman"/>
+                <w:b w:val="false"/>
+                <w:bCs w:val="false"/>
+                <w:sz w:val="24"/>
+                <w:szCs w:val="24"/>
+              </w:rPr>
+              <w:t xml:space="preserve">)</w:t>
+            </w:r>
+          </w:p>
+          <w:p>
+            <w:pPr>
+              <w:spacing w:after="0" w:line="240" w:lineRule="auto"/>
+            </w:pPr>
+            <w:r>
+              <w:rPr>
+                <w:rFonts w:ascii="Times New Roman" w:cs="Times New Roman" w:eastAsia="Times New Roman" w:hAnsi="Times New Roman"/>
+                <w:b w:val="false"/>
+                <w:bCs w:val="false"/>
+                <w:sz w:val="24"/>
+                <w:szCs w:val="24"/>
+              </w:rPr>
+              <w:t xml:space="preserve">)</w:t>
+            </w:r>
+          </w:p>
+          <w:p>
+            <w:pPr>
+              <w:spacing w:after="0" w:line="240" w:lineRule="auto"/>
+            </w:pPr>
+            <w:r>
+              <w:rPr>
+                <w:rFonts w:ascii="Times New Roman" w:cs="Times New Roman" w:eastAsia="Times New Roman" w:hAnsi="Times New Roman"/>
+                <w:b w:val="false"/>
+                <w:bCs w:val="false"/>
+                <w:sz w:val="24"/>
+                <w:szCs w:val="24"/>
+              </w:rPr>
+              <w:t xml:space="preserve">)</w:t>
+            </w:r>
+          </w:p>
+        </w:tc>
+        <w:tc>
+          <w:tcPr>
+            <w:tcW w:w="2880" w:type="dxa"/>
+          </w:tcPr>
+          <w:p>
+            <w:pPr>
+              <w:spacing w:after="0" w:line="240" w:lineRule="auto"/>
+            </w:pPr>
+          </w:p>
+          <w:p>
+            <w:pPr>
+              <w:spacing w:after="0" w:line="240" w:lineRule="auto"/>
+            </w:pPr>
+          </w:p>
+          <w:p>
+            <w:pPr>
+              <w:spacing w:after="0" w:line="240" w:lineRule="auto"/>
+            </w:pPr>
+          </w:p>
+          <w:p>
+            <w:pPr>
+              <w:spacing w:after="0" w:line="240" w:lineRule="auto"/>
+            </w:pPr>
+          </w:p>
+          <w:p>
+            <w:pPr>
+              <w:spacing w:after="0" w:line="240" w:lineRule="auto"/>
+            </w:pPr>
+            <w:r>
+              <w:rPr>
+                <w:rFonts w:ascii="Times New Roman" w:cs="Times New Roman" w:eastAsia="Times New Roman" w:hAnsi="Times New Roman"/>
+                <w:b w:val="false"/>
+                <w:bCs w:val="false"/>
+                <w:sz w:val="24"/>
+                <w:szCs w:val="24"/>
+              </w:rPr>
+              <w:t xml:space="preserve">No. {{ case_number }}</w:t>
+            </w:r>
+          </w:p>
+        </w:tc>
+      </w:tr>
+    </w:tbl>
     <w:p>
       <w:pPr>
         <w:spacing w:line="240" w:lineRule="exact"/>
@@ -347,6 +420,7 @@
     <w:p>
       <w:pPr>
         <w:spacing w:line="480" w:lineRule="auto"/>
+        <w:ind w:firstLine="720"/>
         <w:jc w:val="both"/>
       </w:pPr>
       <w:r>
@@ -363,6 +437,7 @@
     <w:p>
       <w:pPr>
         <w:spacing w:line="480" w:lineRule="auto"/>
+        <w:ind w:firstLine="720"/>
         <w:jc w:val="both"/>
       </w:pPr>
       <w:r>
@@ -381,6 +456,7 @@
     <w:p>
       <w:pPr>
         <w:spacing w:line="480" w:lineRule="auto"/>
+        <w:ind w:firstLine="720"/>
         <w:jc w:val="both"/>
       </w:pPr>
       <w:r>
@@ -397,6 +473,7 @@
     <w:p>
       <w:pPr>
         <w:spacing w:line="480" w:lineRule="auto"/>
+        <w:ind w:firstLine="720"/>
         <w:jc w:val="both"/>
       </w:pPr>
       <w:r>
@@ -475,6 +552,7 @@
     <w:p>
       <w:pPr>
         <w:spacing w:line="480" w:lineRule="auto"/>
+        <w:ind w:firstLine="720"/>
         <w:jc w:val="both"/>
       </w:pPr>
       <w:r>
@@ -513,6 +591,7 @@
     <w:p>
       <w:pPr>
         <w:spacing w:line="480" w:lineRule="auto"/>
+        <w:ind w:firstLine="720"/>
         <w:jc w:val="both"/>
       </w:pPr>
       <w:r>
@@ -529,6 +608,7 @@
     <w:p>
       <w:pPr>
         <w:spacing w:line="480" w:lineRule="auto"/>
+        <w:ind w:firstLine="720"/>
         <w:jc w:val="both"/>
       </w:pPr>
       <w:r>
@@ -587,6 +667,7 @@
     <w:p>
       <w:pPr>
         <w:spacing w:line="480" w:lineRule="auto"/>
+        <w:ind w:firstLine="720"/>
         <w:jc w:val="both"/>
       </w:pPr>
       <w:r>
@@ -645,6 +726,7 @@
     <w:p>
       <w:pPr>
         <w:spacing w:line="480" w:lineRule="auto"/>
+        <w:ind w:firstLine="720"/>
         <w:jc w:val="both"/>
       </w:pPr>
       <w:r>
@@ -703,6 +785,7 @@
     <w:p>
       <w:pPr>
         <w:spacing w:line="480" w:lineRule="auto"/>
+        <w:ind w:firstLine="720"/>
         <w:jc w:val="both"/>
       </w:pPr>
       <w:r>
@@ -781,6 +864,7 @@
     <w:p>
       <w:pPr>
         <w:spacing w:line="480" w:lineRule="auto"/>
+        <w:ind w:firstLine="720"/>
         <w:jc w:val="both"/>
       </w:pPr>
       <w:r>
@@ -819,6 +903,7 @@
     <w:p>
       <w:pPr>
         <w:spacing w:line="480" w:lineRule="auto"/>
+        <w:ind w:firstLine="720"/>
         <w:jc w:val="both"/>
       </w:pPr>
       <w:r>
@@ -837,6 +922,7 @@
     <w:p>
       <w:pPr>
         <w:spacing w:line="480" w:lineRule="auto"/>
+        <w:ind w:firstLine="720"/>
         <w:jc w:val="both"/>
       </w:pPr>
       <w:r>
@@ -855,6 +941,7 @@
     <w:p>
       <w:pPr>
         <w:spacing w:line="480" w:lineRule="auto"/>
+        <w:ind w:firstLine="720"/>
         <w:jc w:val="both"/>
       </w:pPr>
       <w:r>
@@ -922,6 +1009,7 @@
     <w:p>
       <w:pPr>
         <w:spacing w:line="480" w:lineRule="auto"/>
+        <w:ind w:firstLine="720"/>
         <w:jc w:val="both"/>
       </w:pPr>
       <w:r>
@@ -938,6 +1026,7 @@
     <w:p>
       <w:pPr>
         <w:spacing w:line="480" w:lineRule="auto"/>
+        <w:ind w:firstLine="720"/>
         <w:jc w:val="both"/>
       </w:pPr>
       <w:r>
@@ -954,6 +1043,7 @@
     <w:p>
       <w:pPr>
         <w:spacing w:line="480" w:lineRule="auto"/>
+        <w:ind w:firstLine="720"/>
         <w:jc w:val="both"/>
       </w:pPr>
       <w:r>
@@ -1038,12 +1128,12 @@
       <w:tblPr>
         <w:tblW w:type="dxa" w:w="9576"/>
         <w:tblBorders>
-          <w:top w:val="single" w:color="auto" w:sz="4"/>
-          <w:left w:val="single" w:color="auto" w:sz="4"/>
-          <w:bottom w:val="single" w:color="auto" w:sz="4"/>
-          <w:right w:val="single" w:color="auto" w:sz="4"/>
-          <w:insideH w:val="single" w:color="auto" w:sz="4"/>
-          <w:insideV w:val="single" w:color="auto" w:sz="4"/>
+          <w:top w:val="none" w:sz="0" w:space="0" w:color="auto"/>
+          <w:left w:val="none" w:sz="0" w:space="0" w:color="auto"/>
+          <w:bottom w:val="none" w:sz="0" w:space="0" w:color="auto"/>
+          <w:right w:val="none" w:sz="0" w:space="0" w:color="auto"/>
+          <w:insideH w:val="none" w:sz="0" w:space="0" w:color="auto"/>
+          <w:insideV w:val="none" w:sz="0" w:space="0" w:color="auto"/>
         </w:tblBorders>
       </w:tblPr>
       <w:tblGrid>
@@ -1054,12 +1144,6 @@
         <w:tc>
           <w:tcPr>
             <w:tcW w:type="dxa" w:w="4428"/>
-            <w:tcBorders>
-              <w:top w:val="none"/>
-              <w:left w:val="none"/>
-              <w:bottom w:val="none"/>
-              <w:right w:val="none"/>
-            </w:tcBorders>
           </w:tcPr>
           <w:p>
             <w:r>
@@ -1077,12 +1161,6 @@
         <w:tc>
           <w:tcPr>
             <w:tcW w:type="dxa" w:w="5148"/>
-            <w:tcBorders>
-              <w:top w:val="none"/>
-              <w:left w:val="none"/>
-              <w:bottom w:val="none"/>
-              <w:right w:val="none"/>
-            </w:tcBorders>
           </w:tcPr>
           <w:p>
             <w:pPr>
@@ -1096,7 +1174,7 @@
                 <w:sz w:val="24"/>
                 <w:szCs w:val="24"/>
               </w:rPr>
-              <w:t xml:space="preserve">By:</w:t>
+              <w:t xml:space="preserve">By:{% if attorney_signature %}  {{ attorney_signature }}{% endif %}</w:t>
             </w:r>
           </w:p>
           <w:p>

--- a/templates/stepparent/step_petition_2c.docx
+++ b/templates/stepparent/step_petition_2c.docx
@@ -64,182 +64,255 @@
         <w:t xml:space="preserve"/>
       </w:r>
     </w:p>
-    <w:p>
-      <w:pPr>
-        <w:tabs>
-          <w:tab w:pos="1080" w:val="left"/>
-          <w:tab w:pos="6480" w:val="right"/>
-          <w:tab w:pos="6768" w:val="left"/>
-        </w:tabs>
-        <w:spacing w:line="240" w:lineRule="exact"/>
-      </w:pPr>
-      <w:r>
-        <w:rPr>
-          <w:rFonts w:ascii="Times New Roman" w:cs="Times New Roman" w:eastAsia="Times New Roman" w:hAnsi="Times New Roman"/>
-          <w:b w:val="false"/>
-          <w:bCs w:val="false"/>
-          <w:sz w:val="24"/>
-          <w:szCs w:val="24"/>
-        </w:rPr>
-        <w:t>In the Matter of the Adoption of</w:t>
-      </w:r>
-      <w:r>
-        <w:rPr>
-          <w:rFonts w:ascii="Times New Roman" w:cs="Times New Roman" w:eastAsia="Times New Roman" w:hAnsi="Times New Roman"/>
-          <w:b w:val="false"/>
-          <w:bCs w:val="false"/>
-          <w:sz w:val="24"/>
-          <w:szCs w:val="24"/>
-        </w:rPr>
-        <w:tab/>
-        <w:t>)</w:t>
-      </w:r>
-    </w:p>
-    <w:p>
-      <w:pPr>
-        <w:tabs>
-          <w:tab w:pos="1080" w:val="left"/>
-          <w:tab w:pos="6480" w:val="right"/>
-          <w:tab w:pos="6768" w:val="left"/>
-        </w:tabs>
-        <w:spacing w:line="240" w:lineRule="exact"/>
-      </w:pPr>
-      <w:r>
-        <w:rPr>
-          <w:rFonts w:ascii="Times New Roman" w:cs="Times New Roman" w:eastAsia="Times New Roman" w:hAnsi="Times New Roman"/>
-          <w:sz w:val="24"/>
-          <w:szCs w:val="24"/>
-        </w:rPr>
-      </w:r>
-      <w:r>
-        <w:rPr>
-          <w:rFonts w:ascii="Times New Roman" w:cs="Times New Roman" w:eastAsia="Times New Roman" w:hAnsi="Times New Roman"/>
-          <w:sz w:val="24"/>
-          <w:szCs w:val="24"/>
-        </w:rPr>
-        <w:tab/>
-        <w:t>)</w:t>
-      </w:r>
-    </w:p>
-    <w:p>
-      <w:pPr>
-        <w:tabs>
-          <w:tab w:pos="1080" w:val="left"/>
-          <w:tab w:pos="6480" w:val="right"/>
-          <w:tab w:pos="6768" w:val="left"/>
-        </w:tabs>
-        <w:spacing w:line="240" w:lineRule="exact"/>
-      </w:pPr>
-      <w:r>
-        <w:rPr>
-          <w:rFonts w:ascii="Times New Roman" w:cs="Times New Roman" w:eastAsia="Times New Roman" w:hAnsi="Times New Roman"/>
-          <w:b w:val="false"/>
-          <w:bCs w:val="false"/>
-          <w:sz w:val="24"/>
-          <w:szCs w:val="24"/>
-        </w:rPr>
-        <w:t>{{ child1_name_upper }}, dob: {{ child1_dob }},</w:t>
-      </w:r>
-      <w:r>
-        <w:rPr>
-          <w:rFonts w:ascii="Times New Roman" w:cs="Times New Roman" w:eastAsia="Times New Roman" w:hAnsi="Times New Roman"/>
-          <w:b w:val="false"/>
-          <w:bCs w:val="false"/>
-          <w:sz w:val="24"/>
-          <w:szCs w:val="24"/>
-        </w:rPr>
-        <w:tab/>
-        <w:t>)</w:t>
-      </w:r>
-    </w:p>
-    <w:p>
-      <w:pPr>
-        <w:spacing w:line="240" w:lineRule="exact"/>
-      </w:pPr>
-      <w:r>
-        <w:rPr>
-          <w:rFonts w:ascii="Times New Roman" w:cs="Times New Roman" w:eastAsia="Times New Roman" w:hAnsi="Times New Roman"/>
-          <w:b w:val="false"/>
-          <w:bCs w:val="false"/>
-          <w:sz w:val="24"/>
-          <w:szCs w:val="24"/>
-        </w:rPr>
-        <w:t xml:space="preserve">And</w:t>
-      </w:r>
-    </w:p>
-    <w:p>
-      <w:pPr>
-        <w:tabs>
-          <w:tab w:pos="1080" w:val="left"/>
-          <w:tab w:pos="6480" w:val="right"/>
-          <w:tab w:pos="6768" w:val="left"/>
-        </w:tabs>
-        <w:spacing w:line="240" w:lineRule="exact"/>
-      </w:pPr>
-      <w:r>
-        <w:rPr>
-          <w:rFonts w:ascii="Times New Roman" w:cs="Times New Roman" w:eastAsia="Times New Roman" w:hAnsi="Times New Roman"/>
-          <w:b w:val="false"/>
-          <w:bCs w:val="false"/>
-          <w:sz w:val="24"/>
-          <w:szCs w:val="24"/>
-        </w:rPr>
-        <w:t>{{ child2_name_upper }}, dob: {{ child2_dob }}</w:t>
-      </w:r>
-      <w:r>
-        <w:rPr>
-          <w:rFonts w:ascii="Times New Roman" w:cs="Times New Roman" w:eastAsia="Times New Roman" w:hAnsi="Times New Roman"/>
-          <w:b w:val="false"/>
-          <w:bCs w:val="false"/>
-          <w:sz w:val="24"/>
-          <w:szCs w:val="24"/>
-        </w:rPr>
-        <w:tab/>
-        <w:t>)</w:t>
-      </w:r>
-      <w:r>
-        <w:rPr>
-          <w:rFonts w:ascii="Times New Roman" w:cs="Times New Roman" w:eastAsia="Times New Roman" w:hAnsi="Times New Roman"/>
-          <w:b w:val="false"/>
-          <w:bCs w:val="false"/>
-          <w:sz w:val="24"/>
-          <w:szCs w:val="24"/>
-        </w:rPr>
-        <w:tab/>
-        <w:t>No. {{ case_number }}</w:t>
-      </w:r>
-    </w:p>
-    <w:p>
-      <w:pPr>
-        <w:tabs>
-          <w:tab w:pos="1080" w:val="left"/>
-          <w:tab w:pos="6480" w:val="right"/>
-          <w:tab w:pos="6768" w:val="left"/>
-        </w:tabs>
-        <w:spacing w:line="240" w:lineRule="exact"/>
-      </w:pPr>
-      <w:r>
-        <w:rPr>
-          <w:rFonts w:ascii="Times New Roman" w:cs="Times New Roman" w:eastAsia="Times New Roman" w:hAnsi="Times New Roman"/>
-          <w:b w:val="false"/>
-          <w:bCs w:val="false"/>
-          <w:sz w:val="24"/>
-          <w:szCs w:val="24"/>
-        </w:rPr>
-        <w:t>Minor Children.</w:t>
-      </w:r>
-      <w:r>
-        <w:rPr>
-          <w:rFonts w:ascii="Times New Roman" w:cs="Times New Roman" w:eastAsia="Times New Roman" w:hAnsi="Times New Roman"/>
-          <w:b w:val="false"/>
-          <w:bCs w:val="false"/>
-          <w:sz w:val="24"/>
-          <w:szCs w:val="24"/>
-        </w:rPr>
-        <w:tab/>
-        <w:t>)</w:t>
-      </w:r>
-    </w:p>
+    <w:tbl>
+      <w:tblPr>
+        <w:tblW w:w="9360" w:type="dxa"/>
+        <w:tblBorders>
+          <w:top w:val="none" w:sz="0" w:space="0" w:color="auto"/>
+          <w:left w:val="none" w:sz="0" w:space="0" w:color="auto"/>
+          <w:bottom w:val="none" w:sz="0" w:space="0" w:color="auto"/>
+          <w:right w:val="none" w:sz="0" w:space="0" w:color="auto"/>
+          <w:insideH w:val="none" w:sz="0" w:space="0" w:color="auto"/>
+          <w:insideV w:val="none" w:sz="0" w:space="0" w:color="auto"/>
+        </w:tblBorders>
+        <w:tblLayout w:type="fixed"/>
+        <w:tblCellMar>
+          <w:top w:w="0" w:type="dxa"/>
+          <w:left w:w="0" w:type="dxa"/>
+          <w:bottom w:w="0" w:type="dxa"/>
+          <w:right w:w="0" w:type="dxa"/>
+        </w:tblCellMar>
+        <w:tblLook w:val="0000" w:firstRow="0" w:lastRow="0" w:firstColumn="0" w:lastColumn="0" w:noHBand="0" w:noVBand="0"/>
+      </w:tblPr>
+      <w:tblGrid>
+        <w:gridCol w:w="6192"/>
+        <w:gridCol w:w="288"/>
+        <w:gridCol w:w="2880"/>
+      </w:tblGrid>
+      <w:tr>
+        <w:tc>
+          <w:tcPr>
+            <w:tcW w:w="6192" w:type="dxa"/>
+          </w:tcPr>
+          <w:p>
+            <w:pPr>
+              <w:spacing w:after="0" w:line="240" w:lineRule="auto"/>
+            </w:pPr>
+            <w:r>
+              <w:rPr>
+                <w:rFonts w:ascii="Times New Roman" w:cs="Times New Roman" w:eastAsia="Times New Roman" w:hAnsi="Times New Roman"/>
+                <w:b w:val="false"/>
+                <w:bCs w:val="false"/>
+                <w:sz w:val="24"/>
+                <w:szCs w:val="24"/>
+              </w:rPr>
+              <w:t xml:space="preserve">In the Matter of the Adoption of</w:t>
+            </w:r>
+          </w:p>
+          <w:p>
+            <w:pPr>
+              <w:spacing w:after="0" w:line="240" w:lineRule="auto"/>
+            </w:pPr>
+          </w:p>
+          <w:p>
+            <w:pPr>
+              <w:spacing w:after="0" w:line="240" w:lineRule="auto"/>
+            </w:pPr>
+            <w:r>
+              <w:rPr>
+                <w:rFonts w:ascii="Times New Roman" w:cs="Times New Roman" w:eastAsia="Times New Roman" w:hAnsi="Times New Roman"/>
+                <w:b w:val="false"/>
+                <w:bCs w:val="false"/>
+                <w:sz w:val="24"/>
+                <w:szCs w:val="24"/>
+              </w:rPr>
+              <w:t xml:space="preserve">{{ child1_name_upper }}, dob: {{ child1_dob }},</w:t>
+            </w:r>
+          </w:p>
+          <w:p>
+            <w:pPr>
+              <w:spacing w:after="0" w:line="240" w:lineRule="auto"/>
+            </w:pPr>
+            <w:r>
+              <w:rPr>
+                <w:rFonts w:ascii="Times New Roman" w:cs="Times New Roman" w:eastAsia="Times New Roman" w:hAnsi="Times New Roman"/>
+                <w:b w:val="false"/>
+                <w:bCs w:val="false"/>
+                <w:sz w:val="24"/>
+                <w:szCs w:val="24"/>
+              </w:rPr>
+              <w:t xml:space="preserve">And</w:t>
+            </w:r>
+          </w:p>
+          <w:p>
+            <w:pPr>
+              <w:spacing w:after="0" w:line="240" w:lineRule="auto"/>
+            </w:pPr>
+            <w:r>
+              <w:rPr>
+                <w:rFonts w:ascii="Times New Roman" w:cs="Times New Roman" w:eastAsia="Times New Roman" w:hAnsi="Times New Roman"/>
+                <w:b w:val="false"/>
+                <w:bCs w:val="false"/>
+                <w:sz w:val="24"/>
+                <w:szCs w:val="24"/>
+              </w:rPr>
+              <w:t xml:space="preserve">{{ child2_name_upper }}, dob: {{ child2_dob }}</w:t>
+            </w:r>
+          </w:p>
+          <w:p>
+            <w:pPr>
+              <w:spacing w:after="0" w:line="240" w:lineRule="auto"/>
+              <w:ind w:firstLine="720"/>
+            </w:pPr>
+            <w:r>
+              <w:rPr>
+                <w:rFonts w:ascii="Times New Roman" w:cs="Times New Roman" w:eastAsia="Times New Roman" w:hAnsi="Times New Roman"/>
+                <w:b w:val="false"/>
+                <w:bCs w:val="false"/>
+                <w:sz w:val="24"/>
+                <w:szCs w:val="24"/>
+              </w:rPr>
+              <w:t xml:space="preserve">Minor Children.</w:t>
+            </w:r>
+          </w:p>
+        </w:tc>
+        <w:tc>
+          <w:tcPr>
+            <w:tcW w:w="288" w:type="dxa"/>
+          </w:tcPr>
+          <w:p>
+            <w:pPr>
+              <w:spacing w:after="0" w:line="240" w:lineRule="auto"/>
+            </w:pPr>
+            <w:r>
+              <w:rPr>
+                <w:rFonts w:ascii="Times New Roman" w:cs="Times New Roman" w:eastAsia="Times New Roman" w:hAnsi="Times New Roman"/>
+                <w:b w:val="false"/>
+                <w:bCs w:val="false"/>
+                <w:sz w:val="24"/>
+                <w:szCs w:val="24"/>
+              </w:rPr>
+              <w:t xml:space="preserve">)</w:t>
+            </w:r>
+          </w:p>
+          <w:p>
+            <w:pPr>
+              <w:spacing w:after="0" w:line="240" w:lineRule="auto"/>
+            </w:pPr>
+            <w:r>
+              <w:rPr>
+                <w:rFonts w:ascii="Times New Roman" w:cs="Times New Roman" w:eastAsia="Times New Roman" w:hAnsi="Times New Roman"/>
+                <w:b w:val="false"/>
+                <w:bCs w:val="false"/>
+                <w:sz w:val="24"/>
+                <w:szCs w:val="24"/>
+              </w:rPr>
+              <w:t xml:space="preserve">)</w:t>
+            </w:r>
+          </w:p>
+          <w:p>
+            <w:pPr>
+              <w:spacing w:after="0" w:line="240" w:lineRule="auto"/>
+            </w:pPr>
+            <w:r>
+              <w:rPr>
+                <w:rFonts w:ascii="Times New Roman" w:cs="Times New Roman" w:eastAsia="Times New Roman" w:hAnsi="Times New Roman"/>
+                <w:b w:val="false"/>
+                <w:bCs w:val="false"/>
+                <w:sz w:val="24"/>
+                <w:szCs w:val="24"/>
+              </w:rPr>
+              <w:t xml:space="preserve">)</w:t>
+            </w:r>
+          </w:p>
+          <w:p>
+            <w:pPr>
+              <w:spacing w:after="0" w:line="240" w:lineRule="auto"/>
+            </w:pPr>
+            <w:r>
+              <w:rPr>
+                <w:rFonts w:ascii="Times New Roman" w:cs="Times New Roman" w:eastAsia="Times New Roman" w:hAnsi="Times New Roman"/>
+                <w:b w:val="false"/>
+                <w:bCs w:val="false"/>
+                <w:sz w:val="24"/>
+                <w:szCs w:val="24"/>
+              </w:rPr>
+              <w:t xml:space="preserve">)</w:t>
+            </w:r>
+          </w:p>
+          <w:p>
+            <w:pPr>
+              <w:spacing w:after="0" w:line="240" w:lineRule="auto"/>
+            </w:pPr>
+            <w:r>
+              <w:rPr>
+                <w:rFonts w:ascii="Times New Roman" w:cs="Times New Roman" w:eastAsia="Times New Roman" w:hAnsi="Times New Roman"/>
+                <w:b w:val="false"/>
+                <w:bCs w:val="false"/>
+                <w:sz w:val="24"/>
+                <w:szCs w:val="24"/>
+              </w:rPr>
+              <w:t xml:space="preserve">)</w:t>
+            </w:r>
+          </w:p>
+          <w:p>
+            <w:pPr>
+              <w:spacing w:after="0" w:line="240" w:lineRule="auto"/>
+            </w:pPr>
+            <w:r>
+              <w:rPr>
+                <w:rFonts w:ascii="Times New Roman" w:cs="Times New Roman" w:eastAsia="Times New Roman" w:hAnsi="Times New Roman"/>
+                <w:b w:val="false"/>
+                <w:bCs w:val="false"/>
+                <w:sz w:val="24"/>
+                <w:szCs w:val="24"/>
+              </w:rPr>
+              <w:t xml:space="preserve">)</w:t>
+            </w:r>
+          </w:p>
+        </w:tc>
+        <w:tc>
+          <w:tcPr>
+            <w:tcW w:w="2880" w:type="dxa"/>
+          </w:tcPr>
+          <w:p>
+            <w:pPr>
+              <w:spacing w:after="0" w:line="240" w:lineRule="auto"/>
+            </w:pPr>
+          </w:p>
+          <w:p>
+            <w:pPr>
+              <w:spacing w:after="0" w:line="240" w:lineRule="auto"/>
+            </w:pPr>
+          </w:p>
+          <w:p>
+            <w:pPr>
+              <w:spacing w:after="0" w:line="240" w:lineRule="auto"/>
+            </w:pPr>
+          </w:p>
+          <w:p>
+            <w:pPr>
+              <w:spacing w:after="0" w:line="240" w:lineRule="auto"/>
+            </w:pPr>
+          </w:p>
+          <w:p>
+            <w:pPr>
+              <w:spacing w:after="0" w:line="240" w:lineRule="auto"/>
+            </w:pPr>
+            <w:r>
+              <w:rPr>
+                <w:rFonts w:ascii="Times New Roman" w:cs="Times New Roman" w:eastAsia="Times New Roman" w:hAnsi="Times New Roman"/>
+                <w:b w:val="false"/>
+                <w:bCs w:val="false"/>
+                <w:sz w:val="24"/>
+                <w:szCs w:val="24"/>
+              </w:rPr>
+              <w:t xml:space="preserve">No. {{ case_number }}</w:t>
+            </w:r>
+          </w:p>
+        </w:tc>
+      </w:tr>
+    </w:tbl>
     <w:p>
       <w:pPr>
         <w:spacing w:line="240" w:lineRule="exact"/>
@@ -347,6 +420,7 @@
     <w:p>
       <w:pPr>
         <w:spacing w:line="480" w:lineRule="auto"/>
+        <w:ind w:firstLine="720"/>
         <w:jc w:val="both"/>
       </w:pPr>
       <w:r>
@@ -363,6 +437,7 @@
     <w:p>
       <w:pPr>
         <w:spacing w:line="480" w:lineRule="auto"/>
+        <w:ind w:firstLine="720"/>
         <w:jc w:val="both"/>
       </w:pPr>
       <w:r>
@@ -381,6 +456,7 @@
     <w:p>
       <w:pPr>
         <w:spacing w:line="480" w:lineRule="auto"/>
+        <w:ind w:firstLine="720"/>
         <w:jc w:val="both"/>
       </w:pPr>
       <w:r>
@@ -397,6 +473,7 @@
     <w:p>
       <w:pPr>
         <w:spacing w:line="480" w:lineRule="auto"/>
+        <w:ind w:firstLine="720"/>
         <w:jc w:val="both"/>
       </w:pPr>
       <w:r>
@@ -475,6 +552,7 @@
     <w:p>
       <w:pPr>
         <w:spacing w:line="480" w:lineRule="auto"/>
+        <w:ind w:firstLine="720"/>
         <w:jc w:val="both"/>
       </w:pPr>
       <w:r>
@@ -507,12 +585,55 @@
           <w:sz w:val="24"/>
           <w:szCs w:val="24"/>
         </w:rPr>
-        <w:t>, desires to adopt {{ child1_name }} and {{ child2_name }} and desires to change their names as follows:{% if name_change %} from {{ child1_name }} to the name of {{ child1_new_name }}{% endif %}{% if name_change_child2 %} and from {{ child2_name }} to the name of {{ child2_new_name }}{% endif %}{% if not name_change and not name_change_child2 %} the Petitioner does not desire a name change for either child{% endif %}.</w:t>
-      </w:r>
-    </w:p>
-    <w:p>
-      <w:pPr>
-        <w:spacing w:line="480" w:lineRule="auto"/>
+        <w:t xml:space="preserve">, desires to adopt {{ child1_name }} and {{ child2_name }} and desires to change their names as follows:{% if name_change %} from {{ child1_name }} to the name of </w:t>
+      </w:r>
+      <w:r>
+        <w:rPr>
+          <w:rFonts w:ascii="Times New Roman" w:cs="Times New Roman" w:eastAsia="Times New Roman" w:hAnsi="Times New Roman"/>
+          <w:b/>
+          <w:b w:val="false"/>
+          <w:bCs w:val="false"/>
+          <w:sz w:val="24"/>
+          <w:szCs w:val="24"/>
+        </w:rPr>
+        <w:t xml:space="preserve">{{ child1_new_name }}</w:t>
+      </w:r>
+      <w:r>
+        <w:rPr>
+          <w:rFonts w:ascii="Times New Roman" w:cs="Times New Roman" w:eastAsia="Times New Roman" w:hAnsi="Times New Roman"/>
+          <w:b w:val="false"/>
+          <w:bCs w:val="false"/>
+          <w:sz w:val="24"/>
+          <w:szCs w:val="24"/>
+        </w:rPr>
+        <w:t xml:space="preserve">{% endif %}{% if name_change_child2 %} and from {{ child2_name }} to the name of </w:t>
+      </w:r>
+      <w:r>
+        <w:rPr>
+          <w:rFonts w:ascii="Times New Roman" w:cs="Times New Roman" w:eastAsia="Times New Roman" w:hAnsi="Times New Roman"/>
+          <w:b/>
+          <w:b w:val="false"/>
+          <w:bCs w:val="false"/>
+          <w:sz w:val="24"/>
+          <w:szCs w:val="24"/>
+        </w:rPr>
+        <w:t xml:space="preserve">{{ child2_new_name }}</w:t>
+      </w:r>
+      <w:r>
+        <w:rPr>
+          <w:rFonts w:ascii="Times New Roman" w:cs="Times New Roman" w:eastAsia="Times New Roman" w:hAnsi="Times New Roman"/>
+          <w:b w:val="false"/>
+          <w:bCs w:val="false"/>
+          <w:sz w:val="24"/>
+          <w:szCs w:val="24"/>
+        </w:rPr>
+        <w:t xml:space="preserve">{% endif %}{% if not name_change and not name_change_child2 %} the Petitioner does not desire a name change for either child{% endif %}.</w:t>
+      </w:r>
+    </w:p>
+    <w:p>
+      <w:pPr>
+        <w:spacing w:line="480" w:lineRule="auto"/>
+        <w:ind w:firstLine="720"/>
         <w:jc w:val="both"/>
       </w:pPr>
       <w:r>
@@ -529,6 +650,7 @@
     <w:p>
       <w:pPr>
         <w:spacing w:line="480" w:lineRule="auto"/>
+        <w:ind w:firstLine="720"/>
         <w:jc w:val="both"/>
       </w:pPr>
       <w:r>
@@ -587,6 +709,7 @@
     <w:p>
       <w:pPr>
         <w:spacing w:line="480" w:lineRule="auto"/>
+        <w:ind w:firstLine="720"/>
         <w:jc w:val="both"/>
       </w:pPr>
       <w:r>
@@ -645,6 +768,7 @@
     <w:p>
       <w:pPr>
         <w:spacing w:line="480" w:lineRule="auto"/>
+        <w:ind w:firstLine="720"/>
         <w:jc w:val="both"/>
       </w:pPr>
       <w:r>
@@ -703,6 +827,7 @@
     <w:p>
       <w:pPr>
         <w:spacing w:line="480" w:lineRule="auto"/>
+        <w:ind w:firstLine="720"/>
         <w:jc w:val="both"/>
       </w:pPr>
       <w:r>
@@ -781,6 +906,7 @@
     <w:p>
       <w:pPr>
         <w:spacing w:line="480" w:lineRule="auto"/>
+        <w:ind w:firstLine="720"/>
         <w:jc w:val="both"/>
       </w:pPr>
       <w:r>
@@ -819,6 +945,7 @@
     <w:p>
       <w:pPr>
         <w:spacing w:line="480" w:lineRule="auto"/>
+        <w:ind w:firstLine="720"/>
         <w:jc w:val="both"/>
       </w:pPr>
       <w:r>
@@ -837,6 +964,7 @@
     <w:p>
       <w:pPr>
         <w:spacing w:line="480" w:lineRule="auto"/>
+        <w:ind w:firstLine="720"/>
         <w:jc w:val="both"/>
       </w:pPr>
       <w:r>
@@ -855,6 +983,7 @@
     <w:p>
       <w:pPr>
         <w:spacing w:line="480" w:lineRule="auto"/>
+        <w:ind w:firstLine="720"/>
         <w:jc w:val="both"/>
       </w:pPr>
       <w:r>
@@ -922,6 +1051,7 @@
     <w:p>
       <w:pPr>
         <w:spacing w:line="480" w:lineRule="auto"/>
+        <w:ind w:firstLine="720"/>
         <w:jc w:val="both"/>
       </w:pPr>
       <w:r>
@@ -938,6 +1068,7 @@
     <w:p>
       <w:pPr>
         <w:spacing w:line="480" w:lineRule="auto"/>
+        <w:ind w:firstLine="720"/>
         <w:jc w:val="both"/>
       </w:pPr>
       <w:r>
@@ -954,6 +1085,7 @@
     <w:p>
       <w:pPr>
         <w:spacing w:line="480" w:lineRule="auto"/>
+        <w:ind w:firstLine="720"/>
         <w:jc w:val="both"/>
       </w:pPr>
       <w:r>
@@ -1038,12 +1170,12 @@
       <w:tblPr>
         <w:tblW w:type="dxa" w:w="9576"/>
         <w:tblBorders>
-          <w:top w:val="single" w:color="auto" w:sz="4"/>
-          <w:left w:val="single" w:color="auto" w:sz="4"/>
-          <w:bottom w:val="single" w:color="auto" w:sz="4"/>
-          <w:right w:val="single" w:color="auto" w:sz="4"/>
-          <w:insideH w:val="single" w:color="auto" w:sz="4"/>
-          <w:insideV w:val="single" w:color="auto" w:sz="4"/>
+          <w:top w:val="none" w:sz="0" w:space="0" w:color="auto"/>
+          <w:left w:val="none" w:sz="0" w:space="0" w:color="auto"/>
+          <w:bottom w:val="none" w:sz="0" w:space="0" w:color="auto"/>
+          <w:right w:val="none" w:sz="0" w:space="0" w:color="auto"/>
+          <w:insideH w:val="none" w:sz="0" w:space="0" w:color="auto"/>
+          <w:insideV w:val="none" w:sz="0" w:space="0" w:color="auto"/>
         </w:tblBorders>
       </w:tblPr>
       <w:tblGrid>
@@ -1054,12 +1186,6 @@
         <w:tc>
           <w:tcPr>
             <w:tcW w:type="dxa" w:w="4428"/>
-            <w:tcBorders>
-              <w:top w:val="none"/>
-              <w:left w:val="none"/>
-              <w:bottom w:val="none"/>
-              <w:right w:val="none"/>
-            </w:tcBorders>
           </w:tcPr>
           <w:p>
             <w:r>
@@ -1077,12 +1203,6 @@
         <w:tc>
           <w:tcPr>
             <w:tcW w:type="dxa" w:w="5148"/>
-            <w:tcBorders>
-              <w:top w:val="none"/>
-              <w:left w:val="none"/>
-              <w:bottom w:val="none"/>
-              <w:right w:val="none"/>
-            </w:tcBorders>
           </w:tcPr>
           <w:p>
             <w:pPr>
@@ -1096,7 +1216,7 @@
                 <w:sz w:val="24"/>
                 <w:szCs w:val="24"/>
               </w:rPr>
-              <w:t xml:space="preserve">By:</w:t>
+              <w:t xml:space="preserve">By:{% if attorney_signature %}  {{ attorney_signature }}{% endif %}</w:t>
             </w:r>
           </w:p>
           <w:p>

--- a/templates/stepparent/step_petition_2c.docx
+++ b/templates/stepparent/step_petition_2c.docx
@@ -379,7 +379,6 @@
       <w:r>
         <w:rPr>
           <w:rFonts w:ascii="Times New Roman" w:cs="Times New Roman" w:eastAsia="Times New Roman" w:hAnsi="Times New Roman"/>
-          <w:b/>
           <w:bCs w:val="false"/>
           <w:sz w:val="24"/>
           <w:szCs w:val="24"/>
@@ -399,7 +398,6 @@
       <w:r>
         <w:rPr>
           <w:rFonts w:ascii="Times New Roman" w:cs="Times New Roman" w:eastAsia="Times New Roman" w:hAnsi="Times New Roman"/>
-          <w:b/>
           <w:bCs w:val="false"/>
           <w:sz w:val="24"/>
           <w:szCs w:val="24"/>
@@ -491,7 +489,6 @@
       <w:r>
         <w:rPr>
           <w:rFonts w:ascii="Times New Roman" w:cs="Times New Roman" w:eastAsia="Times New Roman" w:hAnsi="Times New Roman"/>
-          <w:b/>
           <w:bCs w:val="false"/>
           <w:sz w:val="24"/>
           <w:szCs w:val="24"/>
@@ -511,7 +508,6 @@
       <w:r>
         <w:rPr>
           <w:rFonts w:ascii="Times New Roman" w:cs="Times New Roman" w:eastAsia="Times New Roman" w:hAnsi="Times New Roman"/>
-          <w:b/>
           <w:bCs w:val="false"/>
           <w:sz w:val="24"/>
           <w:szCs w:val="24"/>
@@ -531,7 +527,6 @@
       <w:r>
         <w:rPr>
           <w:rFonts w:ascii="Times New Roman" w:cs="Times New Roman" w:eastAsia="Times New Roman" w:hAnsi="Times New Roman"/>
-          <w:b/>
           <w:bCs w:val="false"/>
           <w:sz w:val="24"/>
           <w:szCs w:val="24"/>
@@ -570,7 +565,6 @@
       <w:r>
         <w:rPr>
           <w:rFonts w:ascii="Times New Roman" w:cs="Times New Roman" w:eastAsia="Times New Roman" w:hAnsi="Times New Roman"/>
-          <w:b/>
           <w:bCs w:val="false"/>
           <w:sz w:val="24"/>
           <w:szCs w:val="24"/>
@@ -668,7 +662,6 @@
       <w:r>
         <w:rPr>
           <w:rFonts w:ascii="Times New Roman" w:cs="Times New Roman" w:eastAsia="Times New Roman" w:hAnsi="Times New Roman"/>
-          <w:b/>
           <w:bCs w:val="false"/>
           <w:sz w:val="24"/>
           <w:szCs w:val="24"/>
@@ -688,7 +681,6 @@
       <w:r>
         <w:rPr>
           <w:rFonts w:ascii="Times New Roman" w:cs="Times New Roman" w:eastAsia="Times New Roman" w:hAnsi="Times New Roman"/>
-          <w:b/>
           <w:bCs w:val="false"/>
           <w:sz w:val="24"/>
           <w:szCs w:val="24"/>
@@ -727,7 +719,6 @@
       <w:r>
         <w:rPr>
           <w:rFonts w:ascii="Times New Roman" w:cs="Times New Roman" w:eastAsia="Times New Roman" w:hAnsi="Times New Roman"/>
-          <w:b/>
           <w:bCs w:val="false"/>
           <w:sz w:val="24"/>
           <w:szCs w:val="24"/>
@@ -747,7 +738,6 @@
       <w:r>
         <w:rPr>
           <w:rFonts w:ascii="Times New Roman" w:cs="Times New Roman" w:eastAsia="Times New Roman" w:hAnsi="Times New Roman"/>
-          <w:b/>
           <w:bCs w:val="false"/>
           <w:sz w:val="24"/>
           <w:szCs w:val="24"/>
@@ -786,7 +776,6 @@
       <w:r>
         <w:rPr>
           <w:rFonts w:ascii="Times New Roman" w:cs="Times New Roman" w:eastAsia="Times New Roman" w:hAnsi="Times New Roman"/>
-          <w:b/>
           <w:bCs w:val="false"/>
           <w:sz w:val="24"/>
           <w:szCs w:val="24"/>
@@ -806,7 +795,6 @@
       <w:r>
         <w:rPr>
           <w:rFonts w:ascii="Times New Roman" w:cs="Times New Roman" w:eastAsia="Times New Roman" w:hAnsi="Times New Roman"/>
-          <w:b/>
           <w:bCs w:val="false"/>
           <w:sz w:val="24"/>
           <w:szCs w:val="24"/>
@@ -845,7 +833,6 @@
       <w:r>
         <w:rPr>
           <w:rFonts w:ascii="Times New Roman" w:cs="Times New Roman" w:eastAsia="Times New Roman" w:hAnsi="Times New Roman"/>
-          <w:b/>
           <w:bCs w:val="false"/>
           <w:sz w:val="24"/>
           <w:szCs w:val="24"/>
@@ -865,7 +852,6 @@
       <w:r>
         <w:rPr>
           <w:rFonts w:ascii="Times New Roman" w:cs="Times New Roman" w:eastAsia="Times New Roman" w:hAnsi="Times New Roman"/>
-          <w:b/>
           <w:bCs w:val="false"/>
           <w:sz w:val="24"/>
           <w:szCs w:val="24"/>
@@ -885,7 +871,6 @@
       <w:r>
         <w:rPr>
           <w:rFonts w:ascii="Times New Roman" w:cs="Times New Roman" w:eastAsia="Times New Roman" w:hAnsi="Times New Roman"/>
-          <w:b/>
           <w:bCs w:val="false"/>
           <w:sz w:val="24"/>
           <w:szCs w:val="24"/>
@@ -924,7 +909,6 @@
       <w:r>
         <w:rPr>
           <w:rFonts w:ascii="Times New Roman" w:cs="Times New Roman" w:eastAsia="Times New Roman" w:hAnsi="Times New Roman"/>
-          <w:b/>
           <w:bCs w:val="false"/>
           <w:sz w:val="24"/>
           <w:szCs w:val="24"/>
@@ -1133,7 +1117,6 @@
       <w:r>
         <w:rPr>
           <w:rFonts w:ascii="Times New Roman" w:cs="Times New Roman" w:eastAsia="Times New Roman" w:hAnsi="Times New Roman"/>
-          <w:b/>
           <w:bCs w:val="false"/>
           <w:sz w:val="24"/>
           <w:szCs w:val="24"/>
@@ -1416,7 +1399,6 @@
       <w:r>
         <w:rPr>
           <w:rFonts w:ascii="Times New Roman" w:cs="Times New Roman" w:eastAsia="Times New Roman" w:hAnsi="Times New Roman"/>
-          <w:b/>
           <w:bCs w:val="false"/>
           <w:sz w:val="24"/>
           <w:szCs w:val="24"/>
@@ -1436,7 +1418,6 @@
       <w:r>
         <w:rPr>
           <w:rFonts w:ascii="Times New Roman" w:cs="Times New Roman" w:eastAsia="Times New Roman" w:hAnsi="Times New Roman"/>
-          <w:b/>
           <w:bCs w:val="false"/>
           <w:sz w:val="24"/>
           <w:szCs w:val="24"/>
@@ -1492,7 +1473,6 @@
       <w:r>
         <w:rPr>
           <w:rFonts w:ascii="Times New Roman" w:cs="Times New Roman" w:eastAsia="Times New Roman" w:hAnsi="Times New Roman"/>
-          <w:b/>
           <w:bCs w:val="false"/>
           <w:sz w:val="24"/>
           <w:szCs w:val="24"/>
@@ -1548,7 +1528,6 @@
       <w:r>
         <w:rPr>
           <w:rFonts w:ascii="Times New Roman" w:cs="Times New Roman" w:eastAsia="Times New Roman" w:hAnsi="Times New Roman"/>
-          <w:b/>
           <w:bCs w:val="false"/>
           <w:sz w:val="24"/>
           <w:szCs w:val="24"/>

--- a/templates/stepparent/step_petition_2c.docx
+++ b/templates/stepparent/step_petition_2c.docx
@@ -1199,7 +1199,7 @@
                 <w:sz w:val="24"/>
                 <w:szCs w:val="24"/>
               </w:rPr>
-              <w:t xml:space="preserve">By:{% if attorney_signature %}  {{ attorney_signature }}{% endif %}</w:t>
+              <w:t xml:space="preserve">By:{% if attorney_signature %}  {{ attorney_signature }}{% endif %}____________________</w:t>
             </w:r>
           </w:p>
           <w:p>

--- a/templates/stepparent/step_petition_2c.docx
+++ b/templates/stepparent/step_petition_2c.docx
@@ -1297,21 +1297,9 @@
     </w:tbl>
     <w:p>
       <w:pPr>
-        <w:spacing w:line="240" w:lineRule="exact"/>
-      </w:pPr>
-      <w:r>
-        <w:rPr>
-          <w:rFonts w:ascii="Times New Roman" w:cs="Times New Roman" w:eastAsia="Times New Roman" w:hAnsi="Times New Roman"/>
-          <w:b w:val="false"/>
-          <w:bCs w:val="false"/>
-          <w:sz w:val="24"/>
-          <w:szCs w:val="24"/>
-        </w:rPr>
-        <w:t xml:space="preserve"/>
-      </w:r>
-    </w:p>
-    <w:p>
-      <w:pPr>
+        <w:keepNext/>
+        <w:keepLines/>
+        <w:pageBreakBefore/>
         <w:spacing w:line="240" w:lineRule="exact"/>
         <w:jc w:val="center"/>
       </w:pPr>
@@ -1329,6 +1317,8 @@
     </w:p>
     <w:p>
       <w:pPr>
+        <w:keepNext/>
+        <w:keepLines/>
         <w:spacing w:line="240" w:lineRule="exact"/>
         <w:jc w:val="center"/>
       </w:pPr>
@@ -1345,6 +1335,8 @@
     </w:p>
     <w:p>
       <w:pPr>
+        <w:keepNext/>
+        <w:keepLines/>
         <w:spacing w:line="240" w:lineRule="exact"/>
         <w:jc w:val="center"/>
       </w:pPr>
@@ -1361,6 +1353,8 @@
     </w:p>
     <w:p>
       <w:pPr>
+        <w:keepNext/>
+        <w:keepLines/>
         <w:spacing w:line="240" w:lineRule="exact"/>
         <w:jc w:val="center"/>
       </w:pPr>
@@ -1377,6 +1371,8 @@
     </w:p>
     <w:p>
       <w:pPr>
+        <w:keepNext/>
+        <w:keepLines/>
         <w:spacing w:line="240" w:lineRule="exact"/>
       </w:pPr>
       <w:r>
@@ -1392,6 +1388,8 @@
     </w:p>
     <w:p>
       <w:pPr>
+        <w:keepNext/>
+        <w:keepLines/>
         <w:spacing w:line="480" w:lineRule="auto"/>
         <w:ind w:firstLine="1440"/>
         <w:jc w:val="both"/>
@@ -1437,6 +1435,8 @@
     </w:p>
     <w:p>
       <w:pPr>
+        <w:keepNext/>
+        <w:keepLines/>
         <w:spacing w:line="240" w:lineRule="exact"/>
       </w:pPr>
       <w:r>
@@ -1452,6 +1452,8 @@
     </w:p>
     <w:p>
       <w:pPr>
+        <w:keepNext/>
+        <w:keepLines/>
         <w:spacing w:before="560"/>
         <w:ind w:left="4320"/>
       </w:pPr>
@@ -1468,6 +1470,8 @@
     </w:p>
     <w:p>
       <w:pPr>
+        <w:keepNext/>
+        <w:keepLines/>
         <w:ind w:left="4320"/>
       </w:pPr>
       <w:r>
@@ -1492,6 +1496,8 @@
     </w:p>
     <w:p>
       <w:pPr>
+        <w:keepNext/>
+        <w:keepLines/>
         <w:spacing w:line="240" w:lineRule="exact"/>
       </w:pPr>
       <w:r>
@@ -1507,6 +1513,8 @@
     </w:p>
     <w:p>
       <w:pPr>
+        <w:keepNext/>
+        <w:keepLines/>
         <w:spacing w:before="560"/>
         <w:ind w:left="4320"/>
       </w:pPr>
@@ -1523,6 +1531,8 @@
     </w:p>
     <w:p>
       <w:pPr>
+        <w:keepNext/>
+        <w:keepLines/>
         <w:ind w:left="4320"/>
       </w:pPr>
       <w:r>
@@ -1547,6 +1557,8 @@
     </w:p>
     <w:p>
       <w:pPr>
+        <w:keepNext/>
+        <w:keepLines/>
         <w:spacing w:line="240" w:lineRule="exact"/>
       </w:pPr>
       <w:r>
@@ -1561,6 +1573,10 @@
       </w:r>
     </w:p>
     <w:p>
+      <w:pPr>
+        <w:keepNext/>
+        <w:keepLines/>
+      </w:pPr>
       <w:r>
         <w:rPr>
           <w:rFonts w:ascii="Times New Roman" w:cs="Times New Roman" w:eastAsia="Times New Roman" w:hAnsi="Times New Roman"/>
@@ -1574,6 +1590,8 @@
     </w:p>
     <w:p>
       <w:pPr>
+        <w:keepNext/>
+        <w:keepLines/>
         <w:spacing w:line="240" w:lineRule="exact"/>
       </w:pPr>
       <w:r>
@@ -1589,6 +1607,8 @@
     </w:p>
     <w:p>
       <w:pPr>
+        <w:keepNext/>
+        <w:keepLines/>
         <w:spacing w:before="560"/>
         <w:ind w:left="4320"/>
       </w:pPr>
@@ -1605,6 +1625,8 @@
     </w:p>
     <w:p>
       <w:pPr>
+        <w:keepNext/>
+        <w:keepLines/>
         <w:ind w:left="4320"/>
       </w:pPr>
       <w:r>
@@ -1619,6 +1641,9 @@
       </w:r>
     </w:p>
     <w:p>
+      <w:pPr>
+        <w:keepLines/>
+      </w:pPr>
       <w:r>
         <w:rPr>
           <w:rFonts w:ascii="Times New Roman" w:cs="Times New Roman" w:eastAsia="Times New Roman" w:hAnsi="Times New Roman"/>

--- a/templates/stepparent/step_petition_2c.docx
+++ b/templates/stepparent/step_petition_2c.docx
@@ -1199,7 +1199,7 @@
                 <w:sz w:val="24"/>
                 <w:szCs w:val="24"/>
               </w:rPr>
-              <w:t xml:space="preserve">By:{% if attorney_signature %}  {{ attorney_signature }}{% endif %}____________________</w:t>
+              <w:t xml:space="preserve">By: {% if attorney_signature %}  {{ attorney_signature }}{% endif %}____________________</w:t>
             </w:r>
           </w:p>
           <w:p>
